--- a/constitution-v181.docx
+++ b/constitution-v181.docx
@@ -9542,6 +9542,57 @@
           <w:sz w:val="18"/>
           <w:szCs w:val="18"/>
         </w:rPr>
+        <w:t xml:space="preserve">§4.1.e  </w:t>
+      </w:r>
+      <w:r>
+        <w:rPr>
+          <w:rFonts w:ascii="Garamond" w:cs="Garamond" w:eastAsia="Garamond" w:hAnsi="Garamond"/>
+          <w:b/>
+          <w:bCs/>
+          <w:i w:val="false"/>
+          <w:iCs w:val="false"/>
+          <w:color w:val="1B2A4A"/>
+          <w:sz w:val="22"/>
+          <w:szCs w:val="22"/>
+        </w:rPr>
+        <w:t xml:space="preserve">Supreme Court Composition and Size</w:t>
+      </w:r>
+    </w:p>
+    <w:p>
+      <w:pPr>
+        <w:spacing w:after="120" w:before="0"/>
+        <w:ind w:left="431"/>
+        <w:jc w:val="both"/>
+      </w:pPr>
+      <w:r>
+        <w:rPr>
+          <w:rFonts w:ascii="Garamond" w:cs="Garamond" w:eastAsia="Garamond" w:hAnsi="Garamond"/>
+          <w:b w:val="false"/>
+          <w:bCs w:val="false"/>
+          <w:i w:val="false"/>
+          <w:iCs w:val="false"/>
+          <w:color w:val="2a2520"/>
+          <w:sz w:val="22"/>
+          <w:szCs w:val="22"/>
+        </w:rPr>
+        <w:t xml:space="preserve">The Supreme Court initially consists of nine justices. The Legislature may increase the number of justices by ordinary statute; any seat added is assigned to the class with the fewest current members — ties broken by public lot drawn by the JI — and must be filled through §4.2.d within 18 months of enactment or the seat expires by operation of law. The Legislature may decrease the number of justices only by statute passed by 2/3 of both chambers; a reduction takes effect through natural attrition only — by leaving the next scheduled vacancy in the designated class unfilled — and never by removing a sitting justice. The number of justices may not fall below three. Where the Court is equally divided on any question — whether by reason of court size, recusal, or vacancy — the challenged ruling of the lower court or government body stands without further order.</w:t>
+      </w:r>
+    </w:p>
+    <w:p>
+      <w:pPr>
+        <w:spacing w:after="60" w:before="200"/>
+        <w:ind w:left="431"/>
+        <w:jc w:val="left"/>
+      </w:pPr>
+      <w:r>
+        <w:rPr>
+          <w:rFonts w:ascii="Courier New" w:cs="Courier New" w:eastAsia="Courier New" w:hAnsi="Courier New"/>
+          <w:b/>
+          <w:bCs/>
+          <w:color w:val="1B2A4A"/>
+          <w:sz w:val="18"/>
+          <w:szCs w:val="18"/>
+        </w:rPr>
         <w:t xml:space="preserve">§4.2  </w:t>
       </w:r>
       <w:r>
@@ -9575,7 +9626,7 @@
           <w:sz w:val="22"/>
           <w:szCs w:val="22"/>
         </w:rPr>
-        <w:t xml:space="preserve">Supreme Court justices are nominated by the PM from the SC Candidate Registry and confirmed by the Senate by 2/3 supermajority of full seated membership. Three justices are confirmed every four years under a staggered class system; each serves a single non-renewable 12-year term.</w:t>
+        <w:t xml:space="preserve">Supreme Court justices are nominated by the PM from the SC Candidate Registry and confirmed by the Senate by 2/3 supermajority of full seated membership. The Court is composed of the number of justices established under §4.1.e, organised into three staggered classes; each justice serves a single non-renewable 12-year term.</w:t>
       </w:r>
     </w:p>
     <w:p>
@@ -9983,7 +10034,7 @@
           <w:sz w:val="22"/>
           <w:szCs w:val="22"/>
         </w:rPr>
-        <w:t xml:space="preserve">At Phase 3, all nine seats are filled simultaneously by PM nomination and Senate confirmation under §4.2.d, then assigned to three classes by public lot drawn by the JI. Class A: 4-year initial term. Class B: 8-year initial term. Class C: 12-year initial term. All subsequent terms: 12 years. The lot assignment is published to the NRS before any justice takes the oath. Three seats confirmed every 4 years thereafter.</w:t>
+        <w:t xml:space="preserve">At Phase 3, the initial nine seats are filled simultaneously by PM nomination and Senate confirmation under §4.2.d, then assigned to three classes by public lot drawn by the JI. Class A: 4-year initial term. Class B: 8-year initial term. Class C: 12-year initial term. All subsequent terms: 12 years. The lot assignment is published to the NRS before any justice takes the oath. Three seats confirmed every 4 years thereafter.</w:t>
       </w:r>
     </w:p>
     <w:p>

--- a/constitution-v181.docx
+++ b/constitution-v181.docx
@@ -12818,7 +12818,7 @@
           <w:sz w:val="22"/>
           <w:szCs w:val="22"/>
         </w:rPr>
-        <w:t xml:space="preserve">The President is elected through a two-component national system that combines a ranked-choice popular vote with regional representation. No candidate may win the presidency on the basis of either component alone.</w:t>
+        <w:t xml:space="preserve">The President is elected through two concurrent requirements: a national RCV majority and a State plurality qualification. A candidate wins outright by satisfying both. Where a candidate's national RCV majority exceeds 60% of active ballots, the State plurality requirement is waived — a margin of that scale constitutes its own geographic legitimacy. Where no candidate wins outright, a runoff is conducted under §7.2.f.</w:t>
       </w:r>
     </w:p>
     <w:p>
@@ -12869,7 +12869,7 @@
           <w:sz w:val="22"/>
           <w:szCs w:val="22"/>
         </w:rPr>
-        <w:t xml:space="preserve">Presidential elections use Ranked Choice Voting conducted nationally. Votes transfer until one candidate holds a majority of active ballots nationwide. A candidate must achieve both a national majority and broad geographic distribution under the combined score mechanism in §7.2.b. The Electoral Commission administers the national election and certifies results under §7.2.e.</w:t>
+        <w:t xml:space="preserve">Presidential elections use Ranked Choice Voting conducted nationally. Votes transfer until one candidate holds a majority of active ballots nationwide. The Elections Panel of the Digital Infrastructure Commission administers the national election and certifies results under §7.2.e.</w:t>
       </w:r>
     </w:p>
     <w:p>
@@ -12900,435 +12900,27 @@
           <w:sz w:val="22"/>
           <w:szCs w:val="22"/>
         </w:rPr>
-        <w:t xml:space="preserve">The Combined Score</w:t>
-      </w:r>
-    </w:p>
-    <w:p>
-      <w:pPr>
-        <w:spacing w:after="120" w:before="0"/>
-        <w:ind w:left="431"/>
-        <w:jc w:val="both"/>
-      </w:pPr>
-      <w:r>
-        <w:rPr>
-          <w:rFonts w:ascii="Garamond" w:cs="Garamond" w:eastAsia="Garamond" w:hAnsi="Garamond"/>
-          <w:b w:val="false"/>
-          <w:bCs w:val="false"/>
-          <w:i w:val="false"/>
-          <w:iCs w:val="false"/>
-          <w:color w:val="2a2520"/>
-          <w:sz w:val="22"/>
-          <w:szCs w:val="22"/>
-        </w:rPr>
-        <w:t xml:space="preserve">Where no candidate achieves a national RCV majority, the combined score determines the winner. The combined score weights national first-preference totals at 65% and regional performance across the presidential election regions at 35%. The regional component requires a winning candidate to demonstrate support distributed across the Republic's geographic breadth, not only its most densely populated areas. The formula is published by statute and administered by the Electoral Commission. Where two candidates finish within 0.5 percentage points of each other on the final combined score, a runoff is required under §7.2.f.</w:t>
-      </w:r>
-    </w:p>
-    <w:p>
-      <w:pPr>
-        <w:spacing w:after="60" w:before="200"/>
-        <w:ind w:left="431"/>
-        <w:jc w:val="left"/>
-      </w:pPr>
-      <w:r>
-        <w:rPr>
-          <w:rFonts w:ascii="Courier New" w:cs="Courier New" w:eastAsia="Courier New" w:hAnsi="Courier New"/>
-          <w:b/>
-          <w:bCs/>
-          <w:color w:val="1B2A4A"/>
-          <w:sz w:val="18"/>
-          <w:szCs w:val="18"/>
-        </w:rPr>
-        <w:t xml:space="preserve">§7.2.c  </w:t>
-      </w:r>
-      <w:r>
-        <w:rPr>
-          <w:rFonts w:ascii="Garamond" w:cs="Garamond" w:eastAsia="Garamond" w:hAnsi="Garamond"/>
-          <w:b/>
-          <w:bCs/>
-          <w:i w:val="false"/>
-          <w:iCs w:val="false"/>
-          <w:color w:val="1B2A4A"/>
-          <w:sz w:val="22"/>
-          <w:szCs w:val="22"/>
-        </w:rPr>
-        <w:t xml:space="preserve">Presidential Election Regions</w:t>
-      </w:r>
-    </w:p>
-    <w:p>
-      <w:pPr>
-        <w:spacing w:after="120" w:before="0"/>
-        <w:ind w:left="431"/>
-        <w:jc w:val="both"/>
-      </w:pPr>
-      <w:r>
-        <w:rPr>
-          <w:rFonts w:ascii="Garamond" w:cs="Garamond" w:eastAsia="Garamond" w:hAnsi="Garamond"/>
-          <w:b w:val="false"/>
-          <w:bCs w:val="false"/>
-          <w:i w:val="false"/>
-          <w:iCs w:val="false"/>
-          <w:color w:val="2a2520"/>
-          <w:sz w:val="22"/>
-          <w:szCs w:val="22"/>
-        </w:rPr>
-        <w:t xml:space="preserve">Presidential election regions provide the geographic breadth component of the combined score, ensuring that a winning candidate builds support across the Republic's geographic spread rather than only its population centres. The number of regions is defined by the Legislature by statute. Regions are drawn by the Regional Boundary Commission — a body constituted by lottery from State-maintained candidate pools — under the same criteria hierarchy that governs House redistricting. The Electoral Commission administers the election within the regions; it plays no role in drawing them.</w:t>
-      </w:r>
-    </w:p>
-    <w:p>
-      <w:pPr>
-        <w:spacing w:after="60" w:before="200"/>
-        <w:ind w:left="431"/>
-        <w:jc w:val="left"/>
-      </w:pPr>
-      <w:r>
-        <w:rPr>
-          <w:rFonts w:ascii="Courier New" w:cs="Courier New" w:eastAsia="Courier New" w:hAnsi="Courier New"/>
-          <w:b/>
-          <w:bCs/>
-          <w:color w:val="1B2A4A"/>
-          <w:sz w:val="18"/>
-          <w:szCs w:val="18"/>
-        </w:rPr>
-        <w:t xml:space="preserve">§7.2.c.i  </w:t>
-      </w:r>
-      <w:r>
-        <w:rPr>
-          <w:rFonts w:ascii="Garamond" w:cs="Garamond" w:eastAsia="Garamond" w:hAnsi="Garamond"/>
-          <w:b/>
-          <w:bCs/>
-          <w:i w:val="false"/>
-          <w:iCs w:val="false"/>
-          <w:color w:val="1B2A4A"/>
-          <w:sz w:val="22"/>
-          <w:szCs w:val="22"/>
-        </w:rPr>
-        <w:t xml:space="preserve">State Candidate Pools</w:t>
-      </w:r>
-    </w:p>
-    <w:p>
-      <w:pPr>
-        <w:spacing w:after="120" w:before="0"/>
-        <w:ind w:left="431"/>
-        <w:jc w:val="both"/>
-      </w:pPr>
-      <w:r>
-        <w:rPr>
-          <w:rFonts w:ascii="Garamond" w:cs="Garamond" w:eastAsia="Garamond" w:hAnsi="Garamond"/>
-          <w:b w:val="false"/>
-          <w:bCs w:val="false"/>
-          <w:i w:val="false"/>
-          <w:iCs w:val="false"/>
-          <w:color w:val="2a2520"/>
-          <w:sz w:val="22"/>
-          <w:szCs w:val="22"/>
-        </w:rPr>
-        <w:t xml:space="preserve">Each State maintains a standing Regional Boundary Pool. Any person may be placed into a State's Pool through the State's own constitutional or statutory process, provided they meet: at least five continuous years of Republic citizenship; at least five continuous years of residency in the State whose Pool they are entering; and no current elected office. The LI certifies eligibility before entry and maintains each State's Pool as a public NRS record. The Legislature defines pool administration, annual addition processes, and pool health requirements by statute.</w:t>
-      </w:r>
-    </w:p>
-    <w:p>
-      <w:pPr>
-        <w:spacing w:after="60" w:before="200"/>
-        <w:ind w:left="431"/>
-        <w:jc w:val="left"/>
-      </w:pPr>
-      <w:r>
-        <w:rPr>
-          <w:rFonts w:ascii="Courier New" w:cs="Courier New" w:eastAsia="Courier New" w:hAnsi="Courier New"/>
-          <w:b/>
-          <w:bCs/>
-          <w:color w:val="1B2A4A"/>
-          <w:sz w:val="18"/>
-          <w:szCs w:val="18"/>
-        </w:rPr>
-        <w:t xml:space="preserve">§7.2.c.iv  </w:t>
-      </w:r>
-      <w:r>
-        <w:rPr>
-          <w:rFonts w:ascii="Garamond" w:cs="Garamond" w:eastAsia="Garamond" w:hAnsi="Garamond"/>
-          <w:b/>
-          <w:bCs/>
-          <w:i w:val="false"/>
-          <w:iCs w:val="false"/>
-          <w:color w:val="1B2A4A"/>
-          <w:sz w:val="22"/>
-          <w:szCs w:val="22"/>
-        </w:rPr>
-        <w:t xml:space="preserve">Commission Constitution</w:t>
-      </w:r>
-    </w:p>
-    <w:p>
-      <w:pPr>
-        <w:spacing w:after="120" w:before="0"/>
-        <w:ind w:left="431"/>
-        <w:jc w:val="both"/>
-      </w:pPr>
-      <w:r>
-        <w:rPr>
-          <w:rFonts w:ascii="Garamond" w:cs="Garamond" w:eastAsia="Garamond" w:hAnsi="Garamond"/>
-          <w:b w:val="false"/>
-          <w:bCs w:val="false"/>
-          <w:i w:val="false"/>
-          <w:iCs w:val="false"/>
-          <w:color w:val="2a2520"/>
-          <w:sz w:val="22"/>
-          <w:szCs w:val="22"/>
-        </w:rPr>
-        <w:t xml:space="preserve">Following each decennial census, the JI constitutes the Regional Boundary Commission by public lottery, drawing one name from each State's eligible Pool in a single public session witnessed by representatives of all three Inspectorates and three citizens selected by jury protocols, certified jointly by all three Inspectorates and recorded to the NRS in real time. A State whose Pool is empty at the time of the draw has no commission seat for that cycle. The commission operates by simple majority vote and must submit a proposed regional map to the LI within 180 days of constitution. The commission remains constituted until a final map is certified through §7.2.c.viii and §7.2.c.ix, then dissolves. The Legislature defines compensation, substitution procedures for death or disqualification, and session parameters by statute.</w:t>
-      </w:r>
-    </w:p>
-    <w:p>
-      <w:pPr>
-        <w:spacing w:after="60" w:before="200"/>
-        <w:ind w:left="431"/>
-        <w:jc w:val="left"/>
-      </w:pPr>
-      <w:r>
-        <w:rPr>
-          <w:rFonts w:ascii="Courier New" w:cs="Courier New" w:eastAsia="Courier New" w:hAnsi="Courier New"/>
-          <w:b/>
-          <w:bCs/>
-          <w:color w:val="1B2A4A"/>
-          <w:sz w:val="18"/>
-          <w:szCs w:val="18"/>
-        </w:rPr>
-        <w:t xml:space="preserve">§7.2.c.vi  </w:t>
-      </w:r>
-      <w:r>
-        <w:rPr>
-          <w:rFonts w:ascii="Garamond" w:cs="Garamond" w:eastAsia="Garamond" w:hAnsi="Garamond"/>
-          <w:b/>
-          <w:bCs/>
-          <w:i w:val="false"/>
-          <w:iCs w:val="false"/>
-          <w:color w:val="1B2A4A"/>
-          <w:sz w:val="22"/>
-          <w:szCs w:val="22"/>
-        </w:rPr>
-        <w:t xml:space="preserve">Drawing Criteria</w:t>
-      </w:r>
-    </w:p>
-    <w:p>
-      <w:pPr>
-        <w:spacing w:after="120" w:before="0"/>
-        <w:ind w:left="431"/>
-        <w:jc w:val="both"/>
-      </w:pPr>
-      <w:r>
-        <w:rPr>
-          <w:rFonts w:ascii="Garamond" w:cs="Garamond" w:eastAsia="Garamond" w:hAnsi="Garamond"/>
-          <w:b w:val="false"/>
-          <w:bCs w:val="false"/>
-          <w:i w:val="false"/>
-          <w:iCs w:val="false"/>
-          <w:color w:val="2a2520"/>
-          <w:sz w:val="22"/>
-          <w:szCs w:val="22"/>
-        </w:rPr>
-        <w:t xml:space="preserve">Regional boundaries must meet the following criteria in order of precedence: (1) Population balance — broadly equal citizen population within a Legislature-defined tolerance. (2) Geographic contiguity — each region must be a single contiguous territory. (3) Non-discrimination — no region may dilute the voting power of any group protected under §1.9. (4) Reasonable compactness — no geometrically incoherent shapes. (5) State integrity — follow State lines where practicable; minimize inter-State subdivisions where subdivision is required. The commission may not consider partisan affiliation, voting history, or political geography. All deliberations, working maps, and proposals must be published to the NRS throughout the process.</w:t>
-      </w:r>
-    </w:p>
-    <w:p>
-      <w:pPr>
-        <w:spacing w:after="60" w:before="200"/>
-        <w:ind w:left="431"/>
-        <w:jc w:val="left"/>
-      </w:pPr>
-      <w:r>
-        <w:rPr>
-          <w:rFonts w:ascii="Courier New" w:cs="Courier New" w:eastAsia="Courier New" w:hAnsi="Courier New"/>
-          <w:b/>
-          <w:bCs/>
-          <w:color w:val="1B2A4A"/>
-          <w:sz w:val="18"/>
-          <w:szCs w:val="18"/>
-        </w:rPr>
-        <w:t xml:space="preserve">§7.2.c.vii  </w:t>
-      </w:r>
-      <w:r>
-        <w:rPr>
-          <w:rFonts w:ascii="Garamond" w:cs="Garamond" w:eastAsia="Garamond" w:hAnsi="Garamond"/>
-          <w:b/>
-          <w:bCs/>
-          <w:i w:val="false"/>
-          <w:iCs w:val="false"/>
-          <w:color w:val="1B2A4A"/>
-          <w:sz w:val="22"/>
-          <w:szCs w:val="22"/>
-        </w:rPr>
-        <w:t xml:space="preserve">Drawing Process and Timeline</w:t>
-      </w:r>
-    </w:p>
-    <w:p>
-      <w:pPr>
-        <w:spacing w:after="120" w:before="0"/>
-        <w:ind w:left="431"/>
-        <w:jc w:val="both"/>
-      </w:pPr>
-      <w:r>
-        <w:rPr>
-          <w:rFonts w:ascii="Garamond" w:cs="Garamond" w:eastAsia="Garamond" w:hAnsi="Garamond"/>
-          <w:b w:val="false"/>
-          <w:bCs w:val="false"/>
-          <w:i w:val="false"/>
-          <w:iCs w:val="false"/>
-          <w:color w:val="2a2520"/>
-          <w:sz w:val="22"/>
-          <w:szCs w:val="22"/>
-        </w:rPr>
-        <w:t xml:space="preserve">The commission must submit a proposed map to the LI within 180 days of constitution. A 30-day public comment period opens when the draft map is published to the NRS; any citizen or State government may submit commentary, and the commission must publish a written response to each formal submission before submitting the final map. All working maps, deliberations, and proposals must be published to the NRS throughout the process. The Legislature defines operational parameters by statute, including authorization of remote participation and quorum requirements.</w:t>
-      </w:r>
-    </w:p>
-    <w:p>
-      <w:pPr>
-        <w:spacing w:after="60" w:before="200"/>
-        <w:ind w:left="431"/>
-        <w:jc w:val="left"/>
-      </w:pPr>
-      <w:r>
-        <w:rPr>
-          <w:rFonts w:ascii="Courier New" w:cs="Courier New" w:eastAsia="Courier New" w:hAnsi="Courier New"/>
-          <w:b/>
-          <w:bCs/>
-          <w:color w:val="1B2A4A"/>
-          <w:sz w:val="18"/>
-          <w:szCs w:val="18"/>
-        </w:rPr>
-        <w:t xml:space="preserve">§7.2.c.viii  </w:t>
-      </w:r>
-      <w:r>
-        <w:rPr>
-          <w:rFonts w:ascii="Garamond" w:cs="Garamond" w:eastAsia="Garamond" w:hAnsi="Garamond"/>
-          <w:b/>
-          <w:bCs/>
-          <w:i w:val="false"/>
-          <w:iCs w:val="false"/>
-          <w:color w:val="1B2A4A"/>
-          <w:sz w:val="22"/>
-          <w:szCs w:val="22"/>
-        </w:rPr>
-        <w:t xml:space="preserve">LI Compliance Review</w:t>
-      </w:r>
-    </w:p>
-    <w:p>
-      <w:pPr>
-        <w:spacing w:after="120" w:before="0"/>
-        <w:ind w:left="431"/>
-        <w:jc w:val="both"/>
-      </w:pPr>
-      <w:r>
-        <w:rPr>
-          <w:rFonts w:ascii="Garamond" w:cs="Garamond" w:eastAsia="Garamond" w:hAnsi="Garamond"/>
-          <w:b w:val="false"/>
-          <w:bCs w:val="false"/>
-          <w:i w:val="false"/>
-          <w:iCs w:val="false"/>
-          <w:color w:val="2a2520"/>
-          <w:sz w:val="22"/>
-          <w:szCs w:val="22"/>
-        </w:rPr>
-        <w:t xml:space="preserve">The LI reviews the submitted map within 60 days for compliance with the §7.2.c.vi criteria. If compliant, the LI certifies it and publishes the certification to the NRS. If the map fails, the LI publishes specific findings and returns it to the commission, which has 30 days to submit a corrected map. If the corrected map still fails, the LI draws a compliant interim map; the interim map governs the next presidential election while the commission completes a further correction cycle. The LI may not draw a permanent map.</w:t>
-      </w:r>
-    </w:p>
-    <w:p>
-      <w:pPr>
-        <w:spacing w:after="60" w:before="200"/>
-        <w:ind w:left="431"/>
-        <w:jc w:val="left"/>
-      </w:pPr>
-      <w:r>
-        <w:rPr>
-          <w:rFonts w:ascii="Courier New" w:cs="Courier New" w:eastAsia="Courier New" w:hAnsi="Courier New"/>
-          <w:b/>
-          <w:bCs/>
-          <w:color w:val="1B2A4A"/>
-          <w:sz w:val="18"/>
-          <w:szCs w:val="18"/>
-        </w:rPr>
-        <w:t xml:space="preserve">§7.2.c.ix  </w:t>
-      </w:r>
-      <w:r>
-        <w:rPr>
-          <w:rFonts w:ascii="Garamond" w:cs="Garamond" w:eastAsia="Garamond" w:hAnsi="Garamond"/>
-          <w:b/>
-          <w:bCs/>
-          <w:i w:val="false"/>
-          <w:iCs w:val="false"/>
-          <w:color w:val="1B2A4A"/>
-          <w:sz w:val="22"/>
-          <w:szCs w:val="22"/>
-        </w:rPr>
-        <w:t xml:space="preserve">Judicial Review</w:t>
-      </w:r>
-    </w:p>
-    <w:p>
-      <w:pPr>
-        <w:spacing w:after="120" w:before="0"/>
-        <w:ind w:left="431"/>
-        <w:jc w:val="both"/>
-      </w:pPr>
-      <w:r>
-        <w:rPr>
-          <w:rFonts w:ascii="Garamond" w:cs="Garamond" w:eastAsia="Garamond" w:hAnsi="Garamond"/>
-          <w:b w:val="false"/>
-          <w:bCs w:val="false"/>
-          <w:i w:val="false"/>
-          <w:iCs w:val="false"/>
-          <w:color w:val="2a2520"/>
-          <w:sz w:val="22"/>
-          <w:szCs w:val="22"/>
-        </w:rPr>
-        <w:t xml:space="preserve">Any citizen, State government, or parliamentary minority of one-third may challenge a certified regional map by petitioning the Supreme Court within 60 days of LI certification. The Court reviews criteria application — not map preference. A successful challenge returns the map to the commission with the Court's findings attached.</w:t>
-      </w:r>
-    </w:p>
-    <w:p>
-      <w:pPr>
-        <w:spacing w:after="60" w:before="200"/>
-        <w:ind w:left="431"/>
-        <w:jc w:val="left"/>
-      </w:pPr>
-      <w:r>
-        <w:rPr>
-          <w:rFonts w:ascii="Courier New" w:cs="Courier New" w:eastAsia="Courier New" w:hAnsi="Courier New"/>
-          <w:b/>
-          <w:bCs/>
-          <w:color w:val="1B2A4A"/>
-          <w:sz w:val="18"/>
-          <w:szCs w:val="18"/>
-        </w:rPr>
-        <w:t xml:space="preserve">§7.2.c.x  </w:t>
-      </w:r>
-      <w:r>
-        <w:rPr>
-          <w:rFonts w:ascii="Garamond" w:cs="Garamond" w:eastAsia="Garamond" w:hAnsi="Garamond"/>
-          <w:b/>
-          <w:bCs/>
-          <w:i w:val="false"/>
-          <w:iCs w:val="false"/>
-          <w:color w:val="1B2A4A"/>
-          <w:sz w:val="22"/>
-          <w:szCs w:val="22"/>
-        </w:rPr>
-        <w:t xml:space="preserve">Cycle and Timing</w:t>
-      </w:r>
-    </w:p>
-    <w:p>
-      <w:pPr>
-        <w:spacing w:after="120" w:before="0"/>
-        <w:ind w:left="431"/>
-        <w:jc w:val="both"/>
-      </w:pPr>
-      <w:r>
-        <w:rPr>
-          <w:rFonts w:ascii="Garamond" w:cs="Garamond" w:eastAsia="Garamond" w:hAnsi="Garamond"/>
-          <w:b w:val="false"/>
-          <w:bCs w:val="false"/>
-          <w:i w:val="false"/>
-          <w:iCs w:val="false"/>
-          <w:color w:val="2a2520"/>
-          <w:sz w:val="22"/>
-          <w:szCs w:val="22"/>
-        </w:rPr>
-        <w:t xml:space="preserve">Regional boundaries are redrawn following each decennial census, on the same cycle as House redistricting; the §8.1.a census triggers both simultaneously. Regions in effect at the time of any presidential election govern that election. No mid-cycle redraw may occur except pursuant to §7.2.c.ix or §7.2.c.viii. The Legislature establishes by statute the precise timing of the pool-building window — when each State's Pool opens following completion of the prior redistricting cycle, and when it closes before the draw. Once established, the statutory timing may not be altered for a minimum of two complete redistricting cycles, preventing legislative manipulation of the pool-building window to affect a forthcoming draw.</w:t>
+        <w:t xml:space="preserve">State Plurality Requirement</w:t>
+      </w:r>
+    </w:p>
+    <w:p>
+      <w:pPr>
+        <w:spacing w:after="120" w:before="0"/>
+        <w:ind w:left="431"/>
+        <w:jc w:val="both"/>
+      </w:pPr>
+      <w:r>
+        <w:rPr>
+          <w:rFonts w:ascii="Garamond" w:cs="Garamond" w:eastAsia="Garamond" w:hAnsi="Garamond"/>
+          <w:b w:val="false"/>
+          <w:bCs w:val="false"/>
+          <w:i w:val="false"/>
+          <w:iCs w:val="false"/>
+          <w:color w:val="2a2520"/>
+          <w:sz w:val="22"/>
+          <w:szCs w:val="22"/>
+        </w:rPr>
+        <w:t xml:space="preserve">A candidate satisfies the State plurality requirement by receiving more first-preference votes than any other candidate in a majority of the Republic's States. Where the national RCV majority exceeds 60% of active ballots, this requirement is waived under §7.2. Territory votes count toward the national first-preference and RCV totals but not the State plurality calculation — Territories are not States for this purpose. The Elections Panel certifies State-by-State first-preference results as part of the overall election certification under §7.2.e.</w:t>
       </w:r>
     </w:p>
     <w:p>
@@ -13379,7 +12971,7 @@
           <w:sz w:val="22"/>
           <w:szCs w:val="22"/>
         </w:rPr>
-        <w:t xml:space="preserve">Territory citizens hold the full §1.20 right to vote in presidential elections. Their votes count in the national first-preference total — the 65% component of the combined score — but Territories are not assigned to presidential election regions and do not contribute to the 35% regional breadth component. The regional breadth measure reflects the geographic distribution of the Republic's State structure.</w:t>
+        <w:t xml:space="preserve">Territory citizens hold the full §1.20 right to vote in presidential elections. Their votes count in the national first-preference total and RCV calculation. Territories are not included in the State plurality calculation under §7.2.b — their citizens are not residents of a State for this purpose. This preserves the integrity of the geographic breadth requirement while ensuring Territory citizens exercise full national voting rights.</w:t>
       </w:r>
     </w:p>
     <w:p>
@@ -13481,7 +13073,7 @@
           <w:sz w:val="22"/>
           <w:szCs w:val="22"/>
         </w:rPr>
-        <w:t xml:space="preserve">If two candidates are within 0.5 percentage points of each other on the final combined score as calculated under §7.2.b, a head-to-head national RCV runoff is conducted between those two candidates.</w:t>
+        <w:t xml:space="preserve">Where no candidate wins outright — either because no candidate achieved a national RCV majority, or because the national majority winner's margin did not exceed 60% of active ballots and the candidate failed the State plurality requirement — a runoff is conducted between the two candidates with the highest national first-preference vote totals. The runoff is determined by national RCV only. No State plurality requirement applies in the runoff. The Elections Panel administers the runoff on the same terms as the primary election under §7.2.a and §7.2.e.</w:t>
       </w:r>
     </w:p>
     <w:p>
@@ -14222,7 +13814,7 @@
           <w:sz w:val="22"/>
           <w:szCs w:val="22"/>
         </w:rPr>
-        <w:t xml:space="preserve">The Judicial Inspectorate holds two constitutional mandates. First, as auditor: it monitors the court system, administers the SC candidate registry, and conducts compliance audits across compact obligations. Second, as certification administrator: it certifies lottery draws and panel selections throughout the constitution, including the State Designee Panel, the Regional Boundary Commission, and the Digital Infrastructure Advisory Council. Both mandates are informational only — the JI publishes findings and certifies processes; it does not issue binding orders or control outcomes.</w:t>
+        <w:t xml:space="preserve">The Judicial Inspectorate holds two constitutional mandates. First, as auditor: it monitors the court system, administers the SC candidate registry, and conducts compliance audits across compact obligations. Second, as certification administrator: it certifies lottery draws and panel selections throughout the constitution, including the State Designee Panel and the Digital Infrastructure Advisory Council. Both mandates are informational only — the JI publishes findings and certifies processes; it does not issue binding orders or control outcomes.</w:t>
       </w:r>
     </w:p>
     <w:p>
@@ -15905,7 +15497,7 @@
           <w:sz w:val="22"/>
           <w:szCs w:val="22"/>
         </w:rPr>
-        <w:t xml:space="preserve">Every eight years from the date of full constitutional operation, the three Inspectorates jointly assess the performance of the constitutional framework across all domains: (1) enforcement of Article I rights across all States, Territories, and compact jurisdictions; (2) functioning of the Inspectorate reporting mechanism and adequacy of Judicial Inspectorate mandate scope relative to operational capacity; (3) compliance with social state obligations — whether the healthcare insurance system is solvent and providing universal access, whether social assistance is meeting the §10.1 dignity standard, and whether States are meeting the compulsory education constitutional floor under §10.1.c; (4) completeness of military subordination to constitutional authority; (5) comprehensiveness of NRS coverage, node distribution, and cryptographic integrity; and (6) health of the constitutional pool and lottery selection mechanisms under §7.2.c, §8.9, and §9.3, including State participation rates and pool depth. The assessment is published to the NRS and transmitted to both chambers of the Legislature. Findings are classified by severity: No Finding, Deficiency, or Critical Failure. The Legislature must respond within 90 days. For a No Finding: acknowledgment is sufficient. For a Deficiency: the Legislature must publish a remediation plan specifying actions and timelines; acknowledgment without a plan is a constitutional compliance breach certified by the LI. For a Critical Failure: the Legislature must publish a remediation plan and any member of either chamber may petition the SC to determine whether the failure constitutes a constitutional breach requiring judicial remedy. Findings, responses, and remediation plans form a permanent longitudinal record of constitutional performance published to the NRS.</w:t>
+        <w:t xml:space="preserve">Every eight years from the date of full constitutional operation, the three Inspectorates jointly assess the performance of the constitutional framework across all domains: (1) enforcement of Article I rights across all States, Territories, and compact jurisdictions; (2) functioning of the Inspectorate reporting mechanism and adequacy of Judicial Inspectorate mandate scope relative to operational capacity; (3) compliance with social state obligations — whether the healthcare insurance system is solvent and providing universal access, whether social assistance is meeting the §10.1 dignity standard, and whether States are meeting the compulsory education constitutional floor under §10.1.c; (4) completeness of military subordination to constitutional authority; (5) comprehensiveness of NRS coverage, node distribution, and cryptographic integrity; and (6) health of the constitutional pool and lottery selection mechanisms under §8.9 and §9.3, including State participation rates and pool depth. The assessment is published to the NRS and transmitted to both chambers of the Legislature. Findings are classified by severity: No Finding, Deficiency, or Critical Failure. The Legislature must respond within 90 days. For a No Finding: acknowledgment is sufficient. For a Deficiency: the Legislature must publish a remediation plan specifying actions and timelines; acknowledgment without a plan is a constitutional compliance breach certified by the LI. For a Critical Failure: the Legislature must publish a remediation plan and any member of either chamber may petition the SC to determine whether the failure constitutes a constitutional breach requiring judicial remedy. Findings, responses, and remediation plans form a permanent longitudinal record of constitutional performance published to the NRS.</w:t>
       </w:r>
     </w:p>
     <w:p>

--- a/constitution-v181.docx
+++ b/constitution-v181.docx
@@ -7814,7 +7814,7 @@
           <w:sz w:val="22"/>
           <w:szCs w:val="22"/>
         </w:rPr>
-        <w:t xml:space="preserve">States draw their own House district maps following each census, subject to compliance review by the Legislative Inspectorate against the criteria established in §3.4.a. Where a State fails repeated review, the Electoral Commission draws an interim compliant map under §3.4.b pending State compliance. A State may request drawing consulting from the EC at any point in the redistricting process; such consulting is advisory and does not transfer the State's map-drawing responsibility to the EC. Territorial district maps are drawn by the Electoral Commission under §3.4.c, subject to the same §3.4.a criteria and LI compliance review. District maps are drawn after each census, every ten years. Emergency redistricting may occur if a State's population changes significantly between census cycles. A State may not redistrict more than once per census cycle without LI approval.</w:t>
+        <w:t xml:space="preserve">States draw their own House district maps following each census, subject to compliance review by the Legislative Inspectorate against the criteria established in §3.4.a. Where a State fails repeated review, the Elections Panel of the Digital Infrastructure Commission draws an interim compliant map under §3.4.b pending State compliance. A State may request drawing consulting from the Elections Panel at any point in the redistricting process; such consulting is advisory and does not transfer the State's map-drawing responsibility to the Elections Panel. Territorial district maps are drawn by the Elections Panel of the Digital Infrastructure Commission under §3.4.c, subject to the same §3.4.a criteria and LI compliance review. District maps are drawn after each census, every ten years. Emergency redistricting may occur if a State's population changes significantly between census cycles. A State may not redistrict more than once per census cycle without LI approval.</w:t>
       </w:r>
     </w:p>
     <w:p>
@@ -7916,7 +7916,7 @@
           <w:sz w:val="22"/>
           <w:szCs w:val="22"/>
         </w:rPr>
-        <w:t xml:space="preserve">The LI reviews all State-drawn district maps within 60 days of submission and publishes its compliance findings to the NRS. If a map fails the §3.4.a criteria, the LI publishes specific findings and the State must submit a corrected map within 30 days. If the corrected map still fails, the Electoral Commission draws an interim compliant map using the §3.4.a criteria, which takes effect at the next election. The EC-drawn interim map is not permanent — it is retired automatically when the State submits and the LI certifies a compliant State-drawn map. Until then, elections proceed on the EC-drawn map. The LI cannot draw district maps; its role is compliance review only. The EC cannot impose a permanent map; its interim map creates an incentive for State compliance, not a substitute for it.</w:t>
+        <w:t xml:space="preserve">The LI reviews all State-drawn district maps within 60 days of submission and publishes its compliance findings to the NRS. If a map fails the §3.4.a criteria, the LI publishes specific findings and the State must submit a corrected map within 30 days. If the corrected map still fails, the Elections Panel of the Digital Infrastructure Commission draws an interim compliant map using the §3.4.a criteria, which takes effect at the next election. The Elections Panel-drawn interim map is not permanent — it is retired automatically when the State submits and the LI certifies a compliant State-drawn map. Until then, elections proceed on the Elections Panel-drawn map. The LI cannot draw district maps; its role is compliance review only. The EC cannot impose a permanent map; its interim map creates an incentive for State compliance, not a substitute for it.</w:t>
       </w:r>
     </w:p>
     <w:p>
@@ -7967,7 +7967,7 @@
           <w:sz w:val="22"/>
           <w:szCs w:val="22"/>
         </w:rPr>
-        <w:t xml:space="preserve">For Territories holding one House seat, the Territory is a single at-large constituency — no district drawing is required and the EC administers the election directly through the NVS. For Territories holding two or more House seats, the Electoral Commission draws district boundaries following each census using the criteria established in §3.4.a. The EC publishes a draft map to the NRS and opens a 60-day public comment period during which the Territory's governing council may submit formal written objections. The EC must respond in writing to each formal objection before publishing a final proposed map. The LI then reviews the final proposed map under §3.4.a standards and publishes its compliance findings to the NRS within 30 days. If the LI finds criteria violations, the EC must revise and republish within 30 days; the LI reviews the revision within 14 days. A map that passes LI review is certified and takes effect at the next general election. The EC administers all Territorial House elections through the NVS on the same schedule as State elections.</w:t>
+        <w:t xml:space="preserve">For Territories holding one House seat, the Territory is a single at-large constituency — no district drawing is required and the Elections Panel administers the election directly through the NVS. For Territories holding two or more House seats, the Elections Panel of the Digital Infrastructure Commission draws district boundaries following each census using the criteria established in §3.4.a. The EC publishes a draft map to the NRS and opens a 60-day public comment period during which the Territory's governing council may submit formal written objections. The EC must respond in writing to each formal objection before publishing a final proposed map. The LI then reviews the final proposed map under §3.4.a standards and publishes its compliance findings to the NRS within 30 days. If the LI finds criteria violations, the Elections Panel must revise and republish within 30 days; the LI reviews the revision within 14 days. A map that passes LI review is certified and takes effect at the next general election. The EC administers all Territorial House elections through the NVS on the same schedule as State elections.</w:t>
       </w:r>
     </w:p>
     <w:p>
@@ -8069,7 +8069,7 @@
           <w:sz w:val="22"/>
           <w:szCs w:val="22"/>
         </w:rPr>
-        <w:t xml:space="preserve">When a House district seat falls vacant mid-term, the Electoral Commission administers a special election within 90 days. The replacement serves only the remainder of the original term. If fewer than 90 days remain in the term, the vacancy is not filled.</w:t>
+        <w:t xml:space="preserve">When a House district seat falls vacant mid-term, the Elections Panel of the Digital Infrastructure Commission administers a special election within 90 days. The replacement serves only the remainder of the original term. If fewer than 90 days remain in the term, the vacancy is not filled.</w:t>
       </w:r>
     </w:p>
     <w:p>

--- a/constitution-v181.docx
+++ b/constitution-v181.docx
@@ -6360,6 +6360,57 @@
           <w:szCs w:val="22"/>
         </w:rPr>
         <w:t xml:space="preserve">No second Senate referral to popular recall within the same presidential term. One-shot rule prevents a hostile Senate from using repeated recall elections as attrition. After a failed recall, the President serves out their term with the NRS record intact.</w:t>
+      </w:r>
+    </w:p>
+    <w:p>
+      <w:pPr>
+        <w:spacing w:after="60" w:before="200"/>
+        <w:ind w:left="431"/>
+        <w:jc w:val="left"/>
+      </w:pPr>
+      <w:r>
+        <w:rPr>
+          <w:rFonts w:ascii="Courier New" w:cs="Courier New" w:eastAsia="Courier New" w:hAnsi="Courier New"/>
+          <w:b/>
+          <w:bCs/>
+          <w:color w:val="1B2A4A"/>
+          <w:sz w:val="18"/>
+          <w:szCs w:val="18"/>
+        </w:rPr>
+        <w:t xml:space="preserve">§2.11  </w:t>
+      </w:r>
+      <w:r>
+        <w:rPr>
+          <w:rFonts w:ascii="Garamond" w:cs="Garamond" w:eastAsia="Garamond" w:hAnsi="Garamond"/>
+          <w:b/>
+          <w:bCs/>
+          <w:i w:val="false"/>
+          <w:iCs w:val="false"/>
+          <w:color w:val="1B2A4A"/>
+          <w:sz w:val="22"/>
+          <w:szCs w:val="22"/>
+        </w:rPr>
+        <w:t xml:space="preserve">Joint Executive Council</w:t>
+      </w:r>
+    </w:p>
+    <w:p>
+      <w:pPr>
+        <w:spacing w:after="120" w:before="0"/>
+        <w:ind w:left="431"/>
+        <w:jc w:val="both"/>
+      </w:pPr>
+      <w:r>
+        <w:rPr>
+          <w:rFonts w:ascii="Garamond" w:cs="Garamond" w:eastAsia="Garamond" w:hAnsi="Garamond"/>
+          <w:b w:val="false"/>
+          <w:bCs w:val="false"/>
+          <w:i w:val="false"/>
+          <w:iCs w:val="false"/>
+          <w:color w:val="2a2520"/>
+          <w:sz w:val="22"/>
+          <w:szCs w:val="22"/>
+        </w:rPr>
+        <w:t xml:space="preserve">The Joint Executive Council comprises the President's domain officers under §2.1.j and the PM's Cabinet ministers under §2.2.b meeting jointly as a standing cross-executive coordination body. The Council serves as the primary forum for matters that cross executive domains. Where a proposed executive action materially affects the domain of the other executive, the proposing executive notifies the Council before acting and presents the matter for coordinated discussion at the next session — absent a declared emergency under §2.8 or an immediate operational requirement under §2.1.a. The Council makes recommendations and coordinates positions; it does not exercise executive authority, and nothing in this section limits either executive's constitutional authority within their own domain. Both the President and PM must each attend at least one Council session per calendar quarter; for sessions an executive does not attend, their officers must provide a written brief to that executive within 48 hours of the session closing. Meeting frequency, agenda procedures, chairing arrangements, and all other operational parameters are defined by statute. A summary record of each session — covering agenda items and agreed positions — is published to the NRS within 14 days. The existence and general subject of each session may not be classified.</w:t>
       </w:r>
     </w:p>
     <w:p>

--- a/constitution-v181.docx
+++ b/constitution-v181.docx
@@ -4421,7 +4421,7 @@
           <w:sz w:val="22"/>
           <w:szCs w:val="22"/>
         </w:rPr>
-        <w:t xml:space="preserve">The President negotiates and concludes trade agreements; PM written concurrence is required where the agreement materially affects the domestic economy. National treatment obligations within Republic territory require PM concurrence, as they directly govern how domestic industry is regulated. Where PM concurrence is withheld, domestic provisions may be transmitted to the House Speaker as ordinary legislation. Ratification requires a 2/3 Senate majority under §3.2.e.</w:t>
+        <w:t xml:space="preserve">The President negotiates and concludes trade agreements. PM written concurrence is required only for: provisions imposing national treatment obligations within Republic territory; provisions that require new domestic legislation to implement; and provisions creating direct obligations on domestic persons or entities. Tariff schedules, market access terms in foreign markets, and international negotiating positions are within the President's sole authority. Where PM concurrence is withheld on a specific provision, that provision may be transmitted to the House Speaker as ordinary legislation and the remaining agreement terms proceed to Senate ratification independently. Ratification requires a 2/3 Senate majority under §3.2.e.</w:t>
       </w:r>
     </w:p>
     <w:p>
@@ -4473,6 +4473,57 @@
           <w:szCs w:val="22"/>
         </w:rPr>
         <w:t xml:space="preserve">The President nominates the Director of Intelligence, Secretary for Foreign Affairs, and Secretary for Defense. The Senate confirms each nomination by simple majority within a period the Legislature defines by statute. If the Senate has not voted within that period, the President may name an Acting officer from among civil service employees or existing confirmed executive branch officers. All nominations, confirmations, and Acting appointments are published to the NRS within 24 hours. Acting status runs for up to 6 months from the date of appointment. After 6 months, the Acting officer must either be confirmed by the Senate under the standard process or be re-appointed by the President for one further 30-day extension. After that extension expires without Senate confirmation, the most senior career officer in the relevant department holds the role until a nomination is confirmed. The one-extension limit prevents indefinite Acting appointments circumventing Senate confirmation. An officer subject to an active §3.8 impeachment proceeding may not be removed by the President until those proceedings conclude.</w:t>
+      </w:r>
+    </w:p>
+    <w:p>
+      <w:pPr>
+        <w:spacing w:after="60" w:before="200"/>
+        <w:ind w:left="431"/>
+        <w:jc w:val="left"/>
+      </w:pPr>
+      <w:r>
+        <w:rPr>
+          <w:rFonts w:ascii="Courier New" w:cs="Courier New" w:eastAsia="Courier New" w:hAnsi="Courier New"/>
+          <w:b/>
+          <w:bCs/>
+          <w:color w:val="1B2A4A"/>
+          <w:sz w:val="18"/>
+          <w:szCs w:val="18"/>
+        </w:rPr>
+        <w:t xml:space="preserve">§2.1.k  </w:t>
+      </w:r>
+      <w:r>
+        <w:rPr>
+          <w:rFonts w:ascii="Garamond" w:cs="Garamond" w:eastAsia="Garamond" w:hAnsi="Garamond"/>
+          <w:b/>
+          <w:bCs/>
+          <w:i w:val="false"/>
+          <w:iCs w:val="false"/>
+          <w:color w:val="1B2A4A"/>
+          <w:sz w:val="22"/>
+          <w:szCs w:val="22"/>
+        </w:rPr>
+        <w:t xml:space="preserve">General Domain Default and Dispute Resolution</w:t>
+      </w:r>
+    </w:p>
+    <w:p>
+      <w:pPr>
+        <w:spacing w:after="120" w:before="0"/>
+        <w:ind w:left="431"/>
+        <w:jc w:val="both"/>
+      </w:pPr>
+      <w:r>
+        <w:rPr>
+          <w:rFonts w:ascii="Garamond" w:cs="Garamond" w:eastAsia="Garamond" w:hAnsi="Garamond"/>
+          <w:b w:val="false"/>
+          <w:bCs w:val="false"/>
+          <w:i w:val="false"/>
+          <w:iCs w:val="false"/>
+          <w:color w:val="2a2520"/>
+          <w:sz w:val="22"/>
+          <w:szCs w:val="22"/>
+        </w:rPr>
+        <w:t xml:space="preserve">Where the domain of a proposed executive action is disputed outside the context of active military operations, the PM's residual authority under §2.2 is presumptive pending resolution — the President's authority is enumerated, so a Presidential domain claim must identify the enumerated power engaged. The JEC under §2.11 is the first forum for resolution. Where resolution is not achieved through the JEC, either executive may petition the SC for a domain determination; the SC must rule within 30 days of petition. Pending the SC ruling, the PM's residual authority governs except for matters expressly listed in §2.1. This provision does not apply to disputes arising during active military operations, which are governed exclusively by §2.1.h.</w:t>
       </w:r>
     </w:p>
     <w:p>

--- a/constitution-v181.docx
+++ b/constitution-v181.docx
@@ -4235,57 +4235,6 @@
           <w:sz w:val="18"/>
           <w:szCs w:val="18"/>
         </w:rPr>
-        <w:t xml:space="preserve">§2.1.f.ii  </w:t>
-      </w:r>
-      <w:r>
-        <w:rPr>
-          <w:rFonts w:ascii="Garamond" w:cs="Garamond" w:eastAsia="Garamond" w:hAnsi="Garamond"/>
-          <w:b/>
-          <w:bCs/>
-          <w:i w:val="false"/>
-          <w:iCs w:val="false"/>
-          <w:color w:val="1B2A4A"/>
-          <w:sz w:val="22"/>
-          <w:szCs w:val="22"/>
-        </w:rPr>
-        <w:t xml:space="preserve">Veto Suspension for Repeated Void Vetoes</w:t>
-      </w:r>
-    </w:p>
-    <w:p>
-      <w:pPr>
-        <w:spacing w:after="120" w:before="0"/>
-        <w:ind w:left="431"/>
-        <w:jc w:val="both"/>
-      </w:pPr>
-      <w:r>
-        <w:rPr>
-          <w:rFonts w:ascii="Garamond" w:cs="Garamond" w:eastAsia="Garamond" w:hAnsi="Garamond"/>
-          <w:b w:val="false"/>
-          <w:bCs w:val="false"/>
-          <w:i w:val="false"/>
-          <w:iCs w:val="false"/>
-          <w:color w:val="2a2520"/>
-          <w:sz w:val="22"/>
-          <w:szCs w:val="22"/>
-        </w:rPr>
-        <w:t xml:space="preserve">If the Supreme Court voids three Presidential vetoes on scope or justification grounds within any 180-day period, the President's veto authority is suspended for the remainder of that period. The Legislative Inspectorate publishes a finding to the NRS upon suspension. Suspension affects only the veto power — all other presidential authority, including Tier 1 through Tier 3 military authorization, remains fully operative.</w:t>
-      </w:r>
-    </w:p>
-    <w:p>
-      <w:pPr>
-        <w:spacing w:after="60" w:before="200"/>
-        <w:ind w:left="431"/>
-        <w:jc w:val="left"/>
-      </w:pPr>
-      <w:r>
-        <w:rPr>
-          <w:rFonts w:ascii="Courier New" w:cs="Courier New" w:eastAsia="Courier New" w:hAnsi="Courier New"/>
-          <w:b/>
-          <w:bCs/>
-          <w:color w:val="1B2A4A"/>
-          <w:sz w:val="18"/>
-          <w:szCs w:val="18"/>
-        </w:rPr>
         <w:t xml:space="preserve">§2.1.g  </w:t>
       </w:r>
       <w:r>
@@ -5033,7 +4982,7 @@
           <w:sz w:val="22"/>
           <w:szCs w:val="22"/>
         </w:rPr>
-        <w:t xml:space="preserve">Civil servants must refuse and report any order that lacks required PM fund certification, violates any Article I right, or has not been recorded on the National Record System. A civil servant who refuses an unconstitutional order may not be dismissed, demoted, or penalized for that refusal. The EI reports any attempt to penalize a refusing civil servant to the NRS.</w:t>
+        <w:t xml:space="preserve">No civil servant or military member may comply with an order from either executive that would require them to violate a constitutional provision or any statute. Refusal of such an order creates no civil or criminal liability and constitutes no basis for dismissal, demotion, or any other penalty. The refusing person may report the order to the EI, who may investigate and publish findings to the NRS. The affected civil servant or military member may seek legal redress before any court of competent jurisdiction for any penalty imposed in connection with a refusal.</w:t>
       </w:r>
     </w:p>
     <w:p>
@@ -5747,7 +5696,7 @@
           <w:sz w:val="22"/>
           <w:szCs w:val="22"/>
         </w:rPr>
-        <w:t xml:space="preserve">Full succession activates on Presidential death, resignation, removal, or certified permanent incapacity under §2.6.b. Authority transfers in order: (1) the Senate Speaker; (2) the Senate Deputy Speaker; (3) the most senior member of the Senate Armed Services Committee by years of Senate service. Where the Senate Speaker assumes the presidency — a permanent succession event — their Senate seat is immediately vacated and the Deputy Speaker assumes the Speaker role. A special presidential election must be held within 90 days of the vacancy. This seat vacation applies only to §2.6.a permanent succession; it does not apply to Temporary Acting Presidential Authority under §2.6.b.</w:t>
+        <w:t xml:space="preserve">Full succession activates on Presidential death, resignation, removal, or certified permanent incapacity under §2.6.b. Authority transfers in order: (1) the Senate Speaker; (2) the Senate Deputy Speaker; (3) the most senior member of the Senate Armed Services Committee by years of Senate service. Where the Senate Speaker assumes the presidency, their Senate seat is immediately vacated and the Deputy Speaker assumes the Speaker role. The successor serves the remainder of the current presidential term under §2.6.c.</w:t>
       </w:r>
     </w:p>
     <w:p>
@@ -5849,7 +5798,7 @@
           <w:sz w:val="22"/>
           <w:szCs w:val="22"/>
         </w:rPr>
-        <w:t xml:space="preserve">A person who assumes the presidency by succession under §2.6.a does not thereby expend their single non-renewable term. They must stand for election at the next regular National Election Day presidential cycle, or at a special presidential election called by the Legislature within 90 days of succession, to continue serving beyond the succession period. If elected, that term constitutes their single non-renewable term. If not elected, the next person in the succession line assumes the office or a new election is called.</w:t>
+        <w:t xml:space="preserve">A person who assumes the presidency by succession under §2.6.a serves the remainder of the current presidential term. No election is required to complete the term — succession is a constitutional appointment, and the successor is the President from the moment of succession. Service by succession does not constitute or consume the successor's single non-renewable presidential term; succession is a constitutional duty, not an electoral mandate. The successor is eligible to stand as a presidential candidate at the next regular presidential election under §7.2.</w:t>
       </w:r>
     </w:p>
     <w:p>
@@ -6641,7 +6590,7 @@
           <w:sz w:val="22"/>
           <w:szCs w:val="22"/>
         </w:rPr>
-        <w:t xml:space="preserve">The population census is conducted by the Legislative Inspectorate every ten years and whenever the Legislature requires reapportionment. Census methodology is published to the NRS before each census. Results are published to the NRS within 90 days of completion and used as the basis for House seat allocation.</w:t>
+        <w:t xml:space="preserve">The population census is conducted every ten years and whenever the Legislature requires reapportionment. The census is administered by a statutory independent agency established by the Legislature under §3.7. The Legislature defines census methodology by statute; methods may include mathematical models, statistical sampling, or administrative data integration where the Legislature determines these are more accurate or efficient than direct enumeration. The LI audits the census process and results for constitutional compliance and publishes its findings to the NRS within 30 days of census completion. Census results are published to the NRS within 90 days of completion and used as the basis for House seat allocation under §3.1.a.</w:t>
       </w:r>
     </w:p>
     <w:p>
@@ -8426,7 +8375,7 @@
           <w:sz w:val="22"/>
           <w:szCs w:val="22"/>
         </w:rPr>
-        <w:t xml:space="preserve">Elected by the House from among its members by absolute majority. Presides over House proceedings, manages the legislative calendar, and holds Acting Presidential Authority in the Presidential succession chain. The Speaker's dual role — legislative and succession — keeps the succession line within the elected legislative class.</w:t>
+        <w:t xml:space="preserve">The House Speaker is elected by the House from among its members by absolute majority. The Speaker presides over House proceedings, manages the legislative calendar, and maintains the impartiality of the chair on all House business. The Speaker does not hold a position in the presidential succession line, which runs through the Senate under §2.6.a.</w:t>
       </w:r>
     </w:p>
     <w:p>
@@ -8630,7 +8579,7 @@
           <w:sz w:val="22"/>
           <w:szCs w:val="22"/>
         </w:rPr>
-        <w:t xml:space="preserve">The LI publishes a constitutional analysis of any bill that appears to conflict with a constitutional provision, before the bill reaches a final vote. Advisory, not blocking — but creates a permanent NRS record that any member voting for the bill voted with full knowledge of the constitutional concern.</w:t>
+        <w:t xml:space="preserve">The LI publishes a constitutional compliance analysis of any enacted law during the legislative review period under §2.4 and §2.5, enabling citizens and legislators to assess constitutional implications before the law takes full effect. The LI may also publish a compliance analysis of any bill at any stage of the legislative process on written request from any member of either chamber; such analysis is advisory and creates no obligation on any member to act upon it. The LI does not initiate constitutional review of pending legislation on its own motion — pre-enactment review is triggered by member request only. All compliance analyses are published to the NRS.</w:t>
       </w:r>
     </w:p>
     <w:p>

--- a/constitution-v181.docx
+++ b/constitution-v181.docx
@@ -7100,7 +7100,7 @@
           <w:sz w:val="22"/>
           <w:szCs w:val="22"/>
         </w:rPr>
-        <w:t xml:space="preserve">The Senate confirms all inferior court judicial appointments by a supermajority defined by statute (not less than 55%, not more than 67% of full Senate membership). Failure to vote within the confirmation period triggers Deemed Confirmation at 180 days. Supreme Court justice confirmation is governed exclusively by §4.2.d, which sets an independent 2/3 threshold, no deemed confirmation, and its own time ceilings.</w:t>
+        <w:t xml:space="preserve">The Senate confirms all inferior court judicial appointments by a supermajority defined by statute. Failure to vote within the confirmation period triggers Deemed Confirmation at 180 days. Supreme Court justice confirmation is governed exclusively by §4.2.d, which sets an independent 2/3 threshold, no deemed confirmation, and its own time ceilings.</w:t>
       </w:r>
     </w:p>
     <w:p>
@@ -8885,7 +8885,7 @@
           <w:sz w:val="22"/>
           <w:szCs w:val="22"/>
         </w:rPr>
-        <w:t xml:space="preserve">Statutory Independent Officers — the constitution authorizes the Legislature to create independent statutory offices outside both executive domains. They exercise regulatory, quasi-judicial, or administrative functions with constitutional independence — neither executive may direct their operations.</w:t>
+        <w:t xml:space="preserve">The Legislature may create independent statutory offices outside both executive domains. They exercise regulatory, quasi-judicial, or administrative functions with constitutional independence — neither executive may direct their operations. Where this Constitution assigns a specific function to a statutory independent agency, the Legislature shall establish the relevant agency; any enabling statute must meet the standards of this section and specify the establishment timeframe. An assigned function for which no agency has been established may be administered on an interim basis by the responsible Inspectorate until the agency is established.</w:t>
       </w:r>
     </w:p>
     <w:p>
@@ -9473,7 +9473,7 @@
           <w:sz w:val="22"/>
           <w:szCs w:val="22"/>
         </w:rPr>
-        <w:t xml:space="preserve">The PM nominates inferior court judges within 90 days of a vacancy. The Senate confirms by a supermajority of 55–67% of full seated membership, as the Legislature defines by statute. Before the confirmation vote, the PM submits the nominee's disclosure record to the EI; the EI publishes its review before the vote. Where the PM fails to nominate within 90 days, the Senate may nominate directly. The confirmation period is prorated where nomination occurs late. No vacancy may remain unfilled beyond 180 days; Deemed Confirmation applies at that ceiling if no vote has been held.</w:t>
+        <w:t xml:space="preserve">The PM nominates inferior court judges within 90 days of a vacancy. The Senate confirms by a supermajority defined by statute, ensuring Senate confirmation requires meaningful cross-party support.</w:t>
       </w:r>
     </w:p>
     <w:p>
@@ -9524,7 +9524,7 @@
           <w:sz w:val="22"/>
           <w:szCs w:val="22"/>
         </w:rPr>
-        <w:t xml:space="preserve">Inferior court judges, once commissioned, serve during good behavior with no fixed term. The Legislature may establish a maximum service age or maximum total service period (not less than 15 years from first commissioning), but may not create fixed-term appointments shorter than 15 years. Ensures judicial independence from political branches — a judge who must seek reappointment is not fully independent.</w:t>
+        <w:t xml:space="preserve">Inferior court judges serve a single non-renewable term of 15 years. During the term a judge may be removed only for cause under §4.1.d. At the conclusion of the term the judge may not be reappointed to any inferior court seat. The Legislature may establish a mandatory retirement age by statute, provided no retirement age is set below 70; where a 15-year term would extend beyond the mandatory retirement age, the term ends at the retirement age.</w:t>
       </w:r>
     </w:p>
     <w:p>
@@ -9695,159 +9695,6 @@
           <w:sz w:val="18"/>
           <w:szCs w:val="18"/>
         </w:rPr>
-        <w:t xml:space="preserve">§4.2.a  </w:t>
-      </w:r>
-      <w:r>
-        <w:rPr>
-          <w:rFonts w:ascii="Garamond" w:cs="Garamond" w:eastAsia="Garamond" w:hAnsi="Garamond"/>
-          <w:b/>
-          <w:bCs/>
-          <w:i w:val="false"/>
-          <w:iCs w:val="false"/>
-          <w:color w:val="1B2A4A"/>
-          <w:sz w:val="22"/>
-          <w:szCs w:val="22"/>
-        </w:rPr>
-        <w:t xml:space="preserve">Candidate Registration</w:t>
-      </w:r>
-    </w:p>
-    <w:p>
-      <w:pPr>
-        <w:spacing w:after="120" w:before="0"/>
-        <w:ind w:left="431"/>
-        <w:jc w:val="both"/>
-      </w:pPr>
-      <w:r>
-        <w:rPr>
-          <w:rFonts w:ascii="Garamond" w:cs="Garamond" w:eastAsia="Garamond" w:hAnsi="Garamond"/>
-          <w:b w:val="false"/>
-          <w:bCs w:val="false"/>
-          <w:i w:val="false"/>
-          <w:iCs w:val="false"/>
-          <w:color w:val="2a2520"/>
-          <w:sz w:val="22"/>
-          <w:szCs w:val="22"/>
-        </w:rPr>
-        <w:t xml:space="preserve">Any citizen on the SC Candidate Registry (maintained by the JI under §8.4.e) may stand by filing a full disclosure record with the EI. The EI reviews within 14 days for factual accuracy — not to assess the quality of credentials. A candidate with a material inaccuracy is removed from the ballot; the EI publishes the grounds.</w:t>
-      </w:r>
-    </w:p>
-    <w:p>
-      <w:pPr>
-        <w:spacing w:after="60" w:before="200"/>
-        <w:ind w:left="431"/>
-        <w:jc w:val="left"/>
-      </w:pPr>
-      <w:r>
-        <w:rPr>
-          <w:rFonts w:ascii="Courier New" w:cs="Courier New" w:eastAsia="Courier New" w:hAnsi="Courier New"/>
-          <w:b/>
-          <w:bCs/>
-          <w:color w:val="1B2A4A"/>
-          <w:sz w:val="18"/>
-          <w:szCs w:val="18"/>
-        </w:rPr>
-        <w:t xml:space="preserve">§4.2.b  </w:t>
-      </w:r>
-      <w:r>
-        <w:rPr>
-          <w:rFonts w:ascii="Garamond" w:cs="Garamond" w:eastAsia="Garamond" w:hAnsi="Garamond"/>
-          <w:b/>
-          <w:bCs/>
-          <w:i w:val="false"/>
-          <w:iCs w:val="false"/>
-          <w:color w:val="1B2A4A"/>
-          <w:sz w:val="22"/>
-          <w:szCs w:val="22"/>
-        </w:rPr>
-        <w:t xml:space="preserve">Judicial Selection Board</w:t>
-      </w:r>
-    </w:p>
-    <w:p>
-      <w:pPr>
-        <w:spacing w:after="120" w:before="0"/>
-        <w:ind w:left="431"/>
-        <w:jc w:val="both"/>
-      </w:pPr>
-      <w:r>
-        <w:rPr>
-          <w:rFonts w:ascii="Garamond" w:cs="Garamond" w:eastAsia="Garamond" w:hAnsi="Garamond"/>
-          <w:b w:val="false"/>
-          <w:bCs w:val="false"/>
-          <w:i w:val="false"/>
-          <w:iCs w:val="false"/>
-          <w:color w:val="2a2520"/>
-          <w:sz w:val="22"/>
-          <w:szCs w:val="22"/>
-        </w:rPr>
-        <w:t xml:space="preserve">Five senior judges (at least 10 years continuous service) chosen by lot by the JI from all eligible judges who are not themselves registered candidates. The Board may publish an advisory assessment of any registered candidate's judicial record, legal reasoning, and professional independence — on request from the PM or any Senator, or on the Board's own motion. All assessments are published to the NRS and transmitted to the Senate before any confirmation vote. Advisory only — the Board holds no nomination authority and no ability to restrict any PM nomination.</w:t>
-      </w:r>
-    </w:p>
-    <w:p>
-      <w:pPr>
-        <w:spacing w:after="60" w:before="200"/>
-        <w:ind w:left="431"/>
-        <w:jc w:val="left"/>
-      </w:pPr>
-      <w:r>
-        <w:rPr>
-          <w:rFonts w:ascii="Courier New" w:cs="Courier New" w:eastAsia="Courier New" w:hAnsi="Courier New"/>
-          <w:b/>
-          <w:bCs/>
-          <w:color w:val="1B2A4A"/>
-          <w:sz w:val="18"/>
-          <w:szCs w:val="18"/>
-        </w:rPr>
-        <w:t xml:space="preserve">§4.2.c  </w:t>
-      </w:r>
-      <w:r>
-        <w:rPr>
-          <w:rFonts w:ascii="Garamond" w:cs="Garamond" w:eastAsia="Garamond" w:hAnsi="Garamond"/>
-          <w:b/>
-          <w:bCs/>
-          <w:i w:val="false"/>
-          <w:iCs w:val="false"/>
-          <w:color w:val="1B2A4A"/>
-          <w:sz w:val="22"/>
-          <w:szCs w:val="22"/>
-        </w:rPr>
-        <w:t xml:space="preserve">Judicial Inspectorate Certification</w:t>
-      </w:r>
-    </w:p>
-    <w:p>
-      <w:pPr>
-        <w:spacing w:after="120" w:before="0"/>
-        <w:ind w:left="431"/>
-        <w:jc w:val="both"/>
-      </w:pPr>
-      <w:r>
-        <w:rPr>
-          <w:rFonts w:ascii="Garamond" w:cs="Garamond" w:eastAsia="Garamond" w:hAnsi="Garamond"/>
-          <w:b w:val="false"/>
-          <w:bCs w:val="false"/>
-          <w:i w:val="false"/>
-          <w:iCs w:val="false"/>
-          <w:color w:val="2a2520"/>
-          <w:sz w:val="22"/>
-          <w:szCs w:val="22"/>
-        </w:rPr>
-        <w:t xml:space="preserve">The JI confirms that each candidate remains on the SC Candidate Registry and that no disqualifying change has occurred since Registry admission. Candidates who fail JI certification may appeal under §8.4.i.</w:t>
-      </w:r>
-    </w:p>
-    <w:p>
-      <w:pPr>
-        <w:spacing w:after="60" w:before="200"/>
-        <w:ind w:left="431"/>
-        <w:jc w:val="left"/>
-      </w:pPr>
-      <w:r>
-        <w:rPr>
-          <w:rFonts w:ascii="Courier New" w:cs="Courier New" w:eastAsia="Courier New" w:hAnsi="Courier New"/>
-          <w:b/>
-          <w:bCs/>
-          <w:color w:val="1B2A4A"/>
-          <w:sz w:val="18"/>
-          <w:szCs w:val="18"/>
-        </w:rPr>
         <w:t xml:space="preserve">§4.2.d  </w:t>
       </w:r>
       <w:r>
@@ -9881,7 +9728,7 @@
           <w:sz w:val="22"/>
           <w:szCs w:val="22"/>
         </w:rPr>
-        <w:t xml:space="preserve">The PM nominates a JI-certified candidate from the SC Candidate Registry. For scheduled vacancies, the PM must nominate within 60 days of the outgoing justice's term ending. For mid-term vacancies, the PM must nominate within 45 days of the vacancy arising. Within 30 days of nomination, the JI confirms the candidate's registry status and publishes its assessment to the NRS — covering the nominee's judicial record, legal career, and any relevant conflicts of interest. Any Judicial Selection Board assessment of the nominee is transmitted to the Senate simultaneously. The Senate must vote within 90 days of the JI assessment being published. Failure to vote within 90 days is a constitutional compliance breach certified by the LI. No deemed confirmation applies — the Senate must hold an affirmative vote. If the Senate declines to confirm, the PM submits a new nomination within 30 days and the full process restarts from that nomination. The confirmed justice takes the Official Oath; the confirmation and JI assessment are published to the NRS as permanent records. From this moment, the justice serves a single non-renewable 12-year term.</w:t>
+        <w:t xml:space="preserve">The PM nominates any current member of the SC Candidate Registry. For scheduled vacancies, the PM must nominate within 60 days of the outgoing justice's term ending. For mid-term vacancies, the PM must nominate within 45 days of the vacancy arising. Within 14 days of nomination, the JI confirms the nominee's current registry status and publishes that confirmation to the NRS; the nominee's full registry record — including the EI financial disclosure under §8.4.e — is simultaneously published for Senate reference. The Senate must vote within 90 days of the JI confirmation being published. Failure to vote within 90 days is a constitutional compliance breach certified by the LI. No deemed confirmation applies — the Senate must hold an affirmative vote. If the Senate declines to confirm, the PM submits a new nomination within 30 days and the process restarts. The confirmed justice takes the Official Oath; the confirmation and registry record are published to the NRS as permanent records. From this moment the justice serves a single non-renewable 12-year term.</w:t>
       </w:r>
     </w:p>
     <w:p>
@@ -10442,7 +10289,7 @@
           <w:sz w:val="22"/>
           <w:szCs w:val="22"/>
         </w:rPr>
-        <w:t xml:space="preserve">NRS findings published by the LI, EI, or JI are admissible as authoritative factual evidence in judicial proceedings. Courts must address any inconsistency between their factual findings and a prior Inspectorate finding in written decisions. Inspectorate findings are not judicial determinations — courts retain full authority to reach different factual conclusions — but must explain why.</w:t>
+        <w:t xml:space="preserve">Inspectorate findings published to the NRS are admissible in any judicial proceeding where they are relevant. Courts must give such findings due consideration and appropriate weight in their determinations. Where a court's factual conclusions differ from a prior Inspectorate finding, the court must address the inconsistency in its written decision. Inspectorate findings are not judicial determinations — the court retains full and independent authority to reach different factual conclusions.</w:t>
       </w:r>
     </w:p>
     <w:p>
@@ -10697,7 +10544,7 @@
           <w:sz w:val="22"/>
           <w:szCs w:val="22"/>
         </w:rPr>
-        <w:t xml:space="preserve">Official records published to the NRS are self-authenticating — no re-certification is required for use in any legal or administrative proceeding. Professional licenses issued by any State or Territory receive recognition across all States and Territories. §1.13 governs any State departure from the recognition default.</w:t>
+        <w:t xml:space="preserve">Official records published to the NRS are self-authenticating — no re-certification is required for use in any legal or administrative proceeding.</w:t>
       </w:r>
     </w:p>
     <w:p>
@@ -11354,57 +11201,6 @@
           <w:sz w:val="18"/>
           <w:szCs w:val="18"/>
         </w:rPr>
-        <w:t xml:space="preserve">§5.1.g  </w:t>
-      </w:r>
-      <w:r>
-        <w:rPr>
-          <w:rFonts w:ascii="Garamond" w:cs="Garamond" w:eastAsia="Garamond" w:hAnsi="Garamond"/>
-          <w:b/>
-          <w:bCs/>
-          <w:i w:val="false"/>
-          <w:iCs w:val="false"/>
-          <w:color w:val="1B2A4A"/>
-          <w:sz w:val="22"/>
-          <w:szCs w:val="22"/>
-        </w:rPr>
-        <w:t xml:space="preserve">Accelerated Naturalization — Long-Term Pre-Ratification Residents</w:t>
-      </w:r>
-    </w:p>
-    <w:p>
-      <w:pPr>
-        <w:spacing w:after="120" w:before="0"/>
-        <w:ind w:left="431"/>
-        <w:jc w:val="both"/>
-      </w:pPr>
-      <w:r>
-        <w:rPr>
-          <w:rFonts w:ascii="Garamond" w:cs="Garamond" w:eastAsia="Garamond" w:hAnsi="Garamond"/>
-          <w:b w:val="false"/>
-          <w:bCs w:val="false"/>
-          <w:i w:val="false"/>
-          <w:iCs w:val="false"/>
-          <w:color w:val="2a2520"/>
-          <w:sz w:val="22"/>
-          <w:szCs w:val="22"/>
-        </w:rPr>
-        <w:t xml:space="preserve">Any person who resided continuously in the Republic's territory for five or more years immediately before Day Zero but did not hold predecessor voting rights — including persons disenfranchised by laws subsequently nullified under §19.2 — may apply for citizenship through an accelerated process the Legislature must establish within one year of Phase 4. The process must waive the CLT requirement and must be completed within 90 days of application.</w:t>
-      </w:r>
-    </w:p>
-    <w:p>
-      <w:pPr>
-        <w:spacing w:after="60" w:before="200"/>
-        <w:ind w:left="431"/>
-        <w:jc w:val="left"/>
-      </w:pPr>
-      <w:r>
-        <w:rPr>
-          <w:rFonts w:ascii="Courier New" w:cs="Courier New" w:eastAsia="Courier New" w:hAnsi="Courier New"/>
-          <w:b/>
-          <w:bCs/>
-          <w:color w:val="1B2A4A"/>
-          <w:sz w:val="18"/>
-          <w:szCs w:val="18"/>
-        </w:rPr>
         <w:t xml:space="preserve">§5.2  </w:t>
       </w:r>
       <w:r>
@@ -11642,7 +11438,7 @@
           <w:sz w:val="22"/>
           <w:szCs w:val="22"/>
         </w:rPr>
-        <w:t xml:space="preserve">The Constitutional Logic Test is administered by a CLT Administrator nominated by the PM from a Candidate Register, confirmed by the Senate. Structural independence from partisan influence: the CLT process cannot be used to create barriers that track political outcomes.</w:t>
+        <w:t xml:space="preserve">The Constitutional Logic Test is administered by a CLT Administrator established as an independent statutory agency under §3.7. The enabling statute must ensure structural independence from partisan influence — the CLT process may not be used to create barriers that track political outcomes.</w:t>
       </w:r>
     </w:p>
     <w:p>
@@ -13457,7 +13253,7 @@
           <w:sz w:val="22"/>
           <w:szCs w:val="22"/>
         </w:rPr>
-        <w:t xml:space="preserve">The LI audits the Legislature for fiscal accuracy, constitutional compliance, and NRS integrity. Conducts the population census (assigned to the LI because the census determines House seat allocation — giving this to a body nominated by the House would be a direct conflict of interest). Reviews House district maps. Publishes germaneness analyses. Annual compliance report published to the NRS. Determines referendum eligibility for citizen-initiated repeal petitions under §11.1.b.</w:t>
+        <w:t xml:space="preserve">The LI audits the Legislature for fiscal accuracy, constitutional compliance, and NRS integrity. Audits the population census conducted by the statutory independent agency under §3.1.b for constitutional compliance. Reviews House district maps for compliance with §3.4.a criteria. Publishes germaneness analyses. Annual compliance report published to the NRS. Determines referendum eligibility for citizen-initiated repeal petitions under §11.1.b.</w:t>
       </w:r>
     </w:p>
     <w:p>
@@ -13559,7 +13355,7 @@
           <w:sz w:val="22"/>
           <w:szCs w:val="22"/>
         </w:rPr>
-        <w:t xml:space="preserve">The JI audits the courts for judicial scope and independence. Maintains the SC Candidate Registry. Vets judicial nominees and Electoral Commission candidates. Audits the Digital Infrastructure Commission annually. Reviews accommodation compact compliance under §19.1, Associated Community compact compliance under Article XX, and Article XIV indigenous compact obligations. The JI's structural independence — selection by public lottery with no political nomination — makes it the appropriate body to administer all constitutional lottery draws and candidate certification functions throughout the Republic, in addition to its core judicial audit mandate. This dual role is a deliberate constitutional design choice, not an accumulation of functions by default.</w:t>
+        <w:t xml:space="preserve">The JI audits the courts for judicial scope and independence. Maintains the SC Candidate Registry under §8.4.e and confirms registry status for SC nominees under §4.2.d. Audits the Digital Infrastructure Commission's Elections Panel annually for electoral integrity compliance. Reviews accommodation compact compliance under §19.1, Associated Community compact compliance under Article XX, and Article XIV indigenous compact obligations. The JI's structural independence — selection by public lottery with no political nomination — makes it the appropriate body to administer all constitutional lottery draws and candidate certification functions throughout the Republic, in addition to its core judicial audit mandate.</w:t>
       </w:r>
     </w:p>
     <w:p>
@@ -14120,7 +13916,7 @@
           <w:sz w:val="22"/>
           <w:szCs w:val="22"/>
         </w:rPr>
-        <w:t xml:space="preserve">The JI maintains the standing registry from which SC candidates are drawn. Any citizen meeting the eligibility criteria (15+ years legal practice or 10+ years judicial service, no current government position, no disqualifying financial interest) may apply. Applications reviewed within 21 days. Registry inclusion does not expire. Publicly accessible on the NRS at all times.</w:t>
+        <w:t xml:space="preserve">The JI maintains the standing SC Candidate Registry. Any citizen meeting the eligibility criteria — 15 or more years of legal practice or 10 or more years of judicial service, no current government position, no disqualifying financial interest — may apply. Registry applicants must file a financial disclosure record with the EI; the EI reviews for factual accuracy within 21 days and publishes its findings to the NRS as part of the registry entry. Registry inclusion does not expire unless the JI identifies a disqualifying change in eligibility status. The Registry is publicly accessible on the NRS at all times.</w:t>
       </w:r>
     </w:p>
     <w:p>
@@ -15549,6 +15345,57 @@
           <w:szCs w:val="22"/>
         </w:rPr>
         <w:t xml:space="preserve">Every eight years from the date of full constitutional operation, the three Inspectorates jointly assess the performance of the constitutional framework across all domains: (1) enforcement of Article I rights across all States, Territories, and compact jurisdictions; (2) functioning of the Inspectorate reporting mechanism and adequacy of Judicial Inspectorate mandate scope relative to operational capacity; (3) compliance with social state obligations — whether the healthcare insurance system is solvent and providing universal access, whether social assistance is meeting the §10.1 dignity standard, and whether States are meeting the compulsory education constitutional floor under §10.1.c; (4) completeness of military subordination to constitutional authority; (5) comprehensiveness of NRS coverage, node distribution, and cryptographic integrity; and (6) health of the constitutional pool and lottery selection mechanisms under §8.9 and §9.3, including State participation rates and pool depth. The assessment is published to the NRS and transmitted to both chambers of the Legislature. Findings are classified by severity: No Finding, Deficiency, or Critical Failure. The Legislature must respond within 90 days. For a No Finding: acknowledgment is sufficient. For a Deficiency: the Legislature must publish a remediation plan specifying actions and timelines; acknowledgment without a plan is a constitutional compliance breach certified by the LI. For a Critical Failure: the Legislature must publish a remediation plan and any member of either chamber may petition the SC to determine whether the failure constitutes a constitutional breach requiring judicial remedy. Findings, responses, and remediation plans form a permanent longitudinal record of constitutional performance published to the NRS.</w:t>
+      </w:r>
+    </w:p>
+    <w:p>
+      <w:pPr>
+        <w:spacing w:after="60" w:before="200"/>
+        <w:ind w:left="431"/>
+        <w:jc w:val="left"/>
+      </w:pPr>
+      <w:r>
+        <w:rPr>
+          <w:rFonts w:ascii="Courier New" w:cs="Courier New" w:eastAsia="Courier New" w:hAnsi="Courier New"/>
+          <w:b/>
+          <w:bCs/>
+          <w:color w:val="1B2A4A"/>
+          <w:sz w:val="18"/>
+          <w:szCs w:val="18"/>
+        </w:rPr>
+        <w:t xml:space="preserve">§8.12  </w:t>
+      </w:r>
+      <w:r>
+        <w:rPr>
+          <w:rFonts w:ascii="Garamond" w:cs="Garamond" w:eastAsia="Garamond" w:hAnsi="Garamond"/>
+          <w:b/>
+          <w:bCs/>
+          <w:i w:val="false"/>
+          <w:iCs w:val="false"/>
+          <w:color w:val="1B2A4A"/>
+          <w:sz w:val="22"/>
+          <w:szCs w:val="22"/>
+        </w:rPr>
+        <w:t xml:space="preserve">Joint Inspectorate Council</w:t>
+      </w:r>
+    </w:p>
+    <w:p>
+      <w:pPr>
+        <w:spacing w:after="120" w:before="0"/>
+        <w:ind w:left="431"/>
+        <w:jc w:val="both"/>
+      </w:pPr>
+      <w:r>
+        <w:rPr>
+          <w:rFonts w:ascii="Garamond" w:cs="Garamond" w:eastAsia="Garamond" w:hAnsi="Garamond"/>
+          <w:b w:val="false"/>
+          <w:bCs w:val="false"/>
+          <w:i w:val="false"/>
+          <w:iCs w:val="false"/>
+          <w:color w:val="2a2520"/>
+          <w:sz w:val="22"/>
+          <w:szCs w:val="22"/>
+        </w:rPr>
+        <w:t xml:space="preserve">The three Inspector Generals jointly constitute the Joint Inspectorate Council, which serves as the standing coordination body for matters crossing Inspectorate jurisdictions or benefiting from joint deliberation. The Council formally houses all jointly certified constitutional functions — including the Eight-Year Assessment under §8.11, jointly certified lottery draws, and jointly certified selection processes throughout the constitution. The chair of any joint session is the Inspector General whose domain covers the primary subject matter; where all domains are equally engaged, the chair rotates annually. The Council publishes a joint annual report to both chambers and the NRS summarising cross-branch constitutional compliance and any jurisdictional matters addressed during the year. Joint findings carry the authority of all three Inspectorates simultaneously; individual Inspectorate findings within their own domains are unaffected. Where the Inspector Generals cannot reach consensus on a joint matter, each publishes their individual assessment and the disagreement is noted in the permanent NRS record. The Council has no authority to direct or override the individual mandate of any Inspectorate.</w:t>
       </w:r>
     </w:p>
     <w:p>
@@ -18407,7 +18254,7 @@
           <w:sz w:val="22"/>
           <w:szCs w:val="22"/>
         </w:rPr>
-        <w:t xml:space="preserve">The EI is the primary enforcement mechanism for the §10.5 ethics provisions. The EI publishes all disclosed conflicts, all flagged violations, and all referrals to the Legislature for removal proceedings. The EI publishes facts and refers serious violations — it does not impose penalties directly.</w:t>
+        <w:t xml:space="preserve">The EI investigates alleged violations of the §10.5 ethics provisions upon written request from any constitutional officer, chamber of the Legislature, or Inspector General, or where the EI's own audit work identifies a potential violation. Investigation results and findings are published to the NRS. Where findings warrant further action, the EI refers to the appropriate authority: potential criminal violations are referred to prosecutorial authorities; violations warranting removal are referred to the Legislature under the applicable constitutional removal procedure; violations within an executive domain are referred to the responsible executive. The EI publishes facts and refers findings — it does not impose penalties directly.</w:t>
       </w:r>
     </w:p>
     <w:p>

--- a/constitution-v181.docx
+++ b/constitution-v181.docx
@@ -14987,7 +14987,7 @@
           <w:sz w:val="22"/>
           <w:szCs w:val="22"/>
         </w:rPr>
-        <w:t xml:space="preserve">Each State maintains a standing State Designee Pool. Eligibility requires: at least five continuous years of Republic citizenship; no current federal elected or appointed office; no such office held within the three years prior to pool entry; no pending federal criminal proceedings; and no current service in any active Panel. Pool membership is a public NRS record maintained by the LI. The Legislature defines pool administration, annual addition processes, minimum pool thresholds, and compensation by statute.</w:t>
+        <w:t xml:space="preserve">Each State maintains a standing State Designee Pool. Eligibility requires: at least five continuous years of Republic citizenship; no current federal elected or appointed office; no such office held within the three years prior to pool entry; no pending federal criminal proceedings; and no current service in any active Panel. Pool membership is a public NRS record maintained by the LI. The Legislature defines pool administration, annual addition processes, and minimum pool thresholds by statute.</w:t>
       </w:r>
     </w:p>
     <w:p>
@@ -15038,7 +15038,7 @@
           <w:sz w:val="22"/>
           <w:szCs w:val="22"/>
         </w:rPr>
-        <w:t xml:space="preserve">Upon activation of a qualifying proceeding, the JI constitutes the Panel by public lottery within five days, drawing five members from the combined national pool plus two alternates, in a single session certified jointly by all three Inspectorates and published to the NRS in real time. Members must accept or decline within 48 hours; alternates fill declined seats in draw order. If both alternates are exhausted before five members have accepted, the JI conducts a supplemental draw. The Legislature defines draw challenge procedures, ongoing eligibility conditions during service, and session parameters by statute.</w:t>
+        <w:t xml:space="preserve">Upon activation of a qualifying proceeding, the Joint Inspectorate Council under §8.12 constitutes the Panel by lottery within five days, drawing five members from the combined national pool plus two alternates using the standard JIC lottery procedure under §8.13. The Legislature defines draw challenge procedures, ongoing eligibility conditions during service, and session parameters by statute.</w:t>
       </w:r>
     </w:p>
     <w:p>
@@ -15396,6 +15396,57 @@
           <w:szCs w:val="22"/>
         </w:rPr>
         <w:t xml:space="preserve">The three Inspector Generals jointly constitute the Joint Inspectorate Council, which serves as the standing coordination body for matters crossing Inspectorate jurisdictions or benefiting from joint deliberation. The Council formally houses all jointly certified constitutional functions — including the Eight-Year Assessment under §8.11, jointly certified lottery draws, and jointly certified selection processes throughout the constitution. The chair of any joint session is the Inspector General whose domain covers the primary subject matter; where all domains are equally engaged, the chair rotates annually. The Council publishes a joint annual report to both chambers and the NRS summarising cross-branch constitutional compliance and any jurisdictional matters addressed during the year. Joint findings carry the authority of all three Inspectorates simultaneously; individual Inspectorate findings within their own domains are unaffected. Where the Inspector Generals cannot reach consensus on a joint matter, each publishes their individual assessment and the disagreement is noted in the permanent NRS record. The Council has no authority to direct or override the individual mandate of any Inspectorate.</w:t>
+      </w:r>
+    </w:p>
+    <w:p>
+      <w:pPr>
+        <w:spacing w:after="60" w:before="200"/>
+        <w:ind w:left="431"/>
+        <w:jc w:val="left"/>
+      </w:pPr>
+      <w:r>
+        <w:rPr>
+          <w:rFonts w:ascii="Courier New" w:cs="Courier New" w:eastAsia="Courier New" w:hAnsi="Courier New"/>
+          <w:b/>
+          <w:bCs/>
+          <w:color w:val="1B2A4A"/>
+          <w:sz w:val="18"/>
+          <w:szCs w:val="18"/>
+        </w:rPr>
+        <w:t xml:space="preserve">§8.13  </w:t>
+      </w:r>
+      <w:r>
+        <w:rPr>
+          <w:rFonts w:ascii="Garamond" w:cs="Garamond" w:eastAsia="Garamond" w:hAnsi="Garamond"/>
+          <w:b/>
+          <w:bCs/>
+          <w:i w:val="false"/>
+          <w:iCs w:val="false"/>
+          <w:color w:val="1B2A4A"/>
+          <w:sz w:val="22"/>
+          <w:szCs w:val="22"/>
+        </w:rPr>
+        <w:t xml:space="preserve">Constitutional Pool Framework</w:t>
+      </w:r>
+    </w:p>
+    <w:p>
+      <w:pPr>
+        <w:spacing w:after="120" w:before="0"/>
+        <w:ind w:left="431"/>
+        <w:jc w:val="both"/>
+      </w:pPr>
+      <w:r>
+        <w:rPr>
+          <w:rFonts w:ascii="Garamond" w:cs="Garamond" w:eastAsia="Garamond" w:hAnsi="Garamond"/>
+          <w:b w:val="false"/>
+          <w:bCs w:val="false"/>
+          <w:i w:val="false"/>
+          <w:iCs w:val="false"/>
+          <w:color w:val="2a2520"/>
+          <w:sz w:val="22"/>
+          <w:szCs w:val="22"/>
+        </w:rPr>
+        <w:t xml:space="preserve">Every constitutional pool operates through four sequential stages: entry, certification, selection, and — where specified — confirmation. This section establishes the standard mechanics for each stage; individual pool provisions specify which variation applies and any pool-specific parameters. Entry: pool members are self-nominated (any qualifying citizen may apply), State-designated (each State nominates through its own process), or executive-nominated (each executive nominates to their respective pool). No pool entry requires Senate confirmation unless the establishing provision explicitly requires it. Certification: the JI reviews each entrant and publishes a qualification report to the NRS within 30 days, assessing whether the entrant meets the qualification requirements for that pool. Where the pool involves an office with significant financial authority, the EI reviews each entrant's financial disclosure within 21 days and publishes findings to the NRS alongside the JI report. Pool membership is established by JI certification; a rejected entrant may appeal to an Appellate Court within 14 days. Pool records are public NRS records at all times. Selection: where a pool provision specifies lottery selection, the Joint Inspectorate Council under §8.12 conducts the draw in a public session, certifies the result jointly, and publishes it to the NRS before the session closes. Drawn members must accept or decline within 48 hours; alternates fill declined seats in draw order; the JIC conducts supplemental draws if alternates are exhausted. Where a pool provision specifies deliberate nomination, the named officer nominates from certified pool members. Confirmation: where required, Senate confirmation applies to the selected individual — not to pool entry. Timeframes are specified in the establishing provision; failure to confirm within the specified period is a constitutional compliance breach certified by the LI unless deemed confirmation is specified. Pool health: the JI monitors all constitutional pools and publishes an annual status report to the NRS for each pool. Where a pool falls below its constitutional minimum, the JI publishes a deficiency notice; the relevant nominating bodies must respond within 30 days.</w:t>
       </w:r>
     </w:p>
     <w:p>
@@ -16085,7 +16136,7 @@
           <w:sz w:val="22"/>
           <w:szCs w:val="22"/>
         </w:rPr>
-        <w:t xml:space="preserve">Each State may nominate any number of qualified persons to the Digital Infrastructure Advisory Pool at any time. Nominations are submitted to the JI, which reviews each nominee and publishes a qualification report to the NRS within 30 days — assessing whether the nominee holds relevant expertise in cryptography, distributed systems, information security, election administration, or public records management, as appropriate to the scope of the decennial review. Pool membership is established by JI qualification certification; no Senate confirmation is required for pool entry. Pool nominations remain valid for ten years or until withdrawn by the nominating State. The pool is a public NRS record, enabling citizens to review the qualifications of potential Advisory Council members and hold their State governments accountable for their nominations. No more than three certified pool members may be nominees of the same State at the time of any given decennial draw.</w:t>
+        <w:t xml:space="preserve">Each State may nominate qualified persons to the Digital Infrastructure Advisory Pool at any time. Nominations are submitted to the JI; entry and certification follow §8.13. No more than three certified pool members may be nominees of the same State at the time of any given decennial draw. Pool nominations remain valid for ten years or until withdrawn by the nominating State. The pool is a public NRS record.</w:t>
       </w:r>
     </w:p>
     <w:p>
@@ -16187,7 +16238,7 @@
           <w:sz w:val="22"/>
           <w:szCs w:val="22"/>
         </w:rPr>
-        <w:t xml:space="preserve">When the decennial review is triggered, all three Inspectorates jointly constitute the Council by public lottery, drawing five members at random from the eligible pool. The draw is conducted in a public session; all three Inspectorates certify the result and publish it to the NRS before the session closes. The remaining pool members constitute the standing replacement pool for the duration of the Council's working period.</w:t>
+        <w:t xml:space="preserve">When the decennial review is triggered, the Joint Inspectorate Council under §8.12 constitutes the Council by public lottery, drawing five members at random from the eligible pool using the standard JIC lottery procedure under §8.13. The remaining pool members constitute the standing replacement pool for the duration of the Council's working period.</w:t>
       </w:r>
     </w:p>
     <w:p>
@@ -16238,7 +16289,7 @@
           <w:sz w:val="22"/>
           <w:szCs w:val="22"/>
         </w:rPr>
-        <w:t xml:space="preserve">If an Advisory Council member must be replaced during the review period — through ineligibility, withdrawal, or disqualification — all three Inspectorates draw one replacement at random from the remaining eligible pool members using the same public lottery procedure under §9.3.d. The replacement member holds the same authority and obligations as the member they replace.</w:t>
+        <w:t xml:space="preserve">An Advisory Council member who must be replaced during the review period — through ineligibility, withdrawal, or disqualification — is replaced by JIC lottery draw from the remaining eligible pool under §8.13. The replacement member holds the same authority and obligations as the member they replace.</w:t>
       </w:r>
     </w:p>
     <w:p>
@@ -16289,7 +16340,7 @@
           <w:sz w:val="22"/>
           <w:szCs w:val="22"/>
         </w:rPr>
-        <w:t xml:space="preserve">All three Inspectorates certify the draw under §9.3.d, oversee the Council's working sessions to verify that the Council has the access to records, systems, and personnel required by its statutory mandate, and review the Council's findings before publication to confirm the findings reflect the Council's genuine conclusions and have not been suppressed or modified. All three Inspectorate seals appear on findings published to the NRS. The Commission Director and both panel chairs receive a copy of published findings simultaneously with NRS publication.</w:t>
+        <w:t xml:space="preserve">The Joint Inspectorate Council under §8.12 certifies the draw under §9.3.d, oversees the Council's working sessions to verify that the Council has the access to records, systems, and personnel required by its statutory mandate, and reviews the Council's findings before publication to confirm the findings reflect the Council's genuine conclusions. All three Inspectorate seals appear on findings published to the NRS. The Commission Director and both panel chairs receive a copy of published findings simultaneously with NRS publication.</w:t>
       </w:r>
     </w:p>
     <w:p>
@@ -18356,7 +18407,7 @@
           <w:sz w:val="22"/>
           <w:szCs w:val="22"/>
         </w:rPr>
-        <w:t xml:space="preserve">The National Endowment is governed by a board of five trustees selected by public lottery from a constitutionally maintained Trustee Pool. The President and PM each nominate one qualified person per year to the Trustee Pool. Each nominee must hold demonstrable expertise in investment management, public finance, or fiduciary governance as determined by a qualifications standard published by the Legislature by statute. Each nominee must be confirmed by the Senate within 60 days of nomination by affirmative vote — no deemed confirmation applies. Unconfirmed nominees are returned without prejudice; the nominating executive may submit a replacement within 30 days. No more than two confirmed Pool members may be nominees of the same executive at any time. The Pool must maintain a minimum of ten confirmed members; if it falls below ten, both executives must nominate within 30 days and the JI publishes a notice of pool deficiency to the NRS.</w:t>
+        <w:t xml:space="preserve">The National Endowment is governed by a board of five trustees selected by public lottery from a constitutionally maintained Trustee Pool. The President and PM each nominate one qualified person per year; each nominee must hold demonstrable expertise in investment management, public finance, or fiduciary governance as defined by statute. Pool entry and certification follow §8.13; no Senate confirmation is required for pool entry. No more than two certified Pool members may be nominees of the same executive at any time. The Pool must maintain a minimum of ten certified members; if it falls below ten, both executives must nominate within 30 days and the JI publishes a notice of pool deficiency. The board of five trustees is selected by JIC lottery under §8.13; the Senate confirms each selected trustee within 60 days; no deemed confirmation applies.</w:t>
       </w:r>
     </w:p>
     <w:p>
@@ -20432,6 +20483,159 @@
     <w:p>
       <w:pPr>
         <w:spacing w:after="60" w:before="200"/>
+        <w:ind w:left="431"/>
+        <w:jc w:val="left"/>
+      </w:pPr>
+      <w:r>
+        <w:rPr>
+          <w:rFonts w:ascii="Courier New" w:cs="Courier New" w:eastAsia="Courier New" w:hAnsi="Courier New"/>
+          <w:b/>
+          <w:bCs/>
+          <w:color w:val="1B2A4A"/>
+          <w:sz w:val="18"/>
+          <w:szCs w:val="18"/>
+        </w:rPr>
+        <w:t xml:space="preserve">§13.9  </w:t>
+      </w:r>
+      <w:r>
+        <w:rPr>
+          <w:rFonts w:ascii="Garamond" w:cs="Garamond" w:eastAsia="Garamond" w:hAnsi="Garamond"/>
+          <w:b/>
+          <w:bCs/>
+          <w:i w:val="false"/>
+          <w:iCs w:val="false"/>
+          <w:color w:val="1B2A4A"/>
+          <w:sz w:val="22"/>
+          <w:szCs w:val="22"/>
+        </w:rPr>
+        <w:t xml:space="preserve">Territorial Integrity</w:t>
+      </w:r>
+    </w:p>
+    <w:p>
+      <w:pPr>
+        <w:spacing w:after="120" w:before="0"/>
+        <w:ind w:left="431"/>
+        <w:jc w:val="both"/>
+      </w:pPr>
+      <w:r>
+        <w:rPr>
+          <w:rFonts w:ascii="Garamond" w:cs="Garamond" w:eastAsia="Garamond" w:hAnsi="Garamond"/>
+          <w:b w:val="false"/>
+          <w:bCs w:val="false"/>
+          <w:i w:val="false"/>
+          <w:iCs w:val="false"/>
+          <w:color w:val="2a2520"/>
+          <w:sz w:val="22"/>
+          <w:szCs w:val="22"/>
+        </w:rPr>
+        <w:t xml:space="preserve">The Republic's territorial extent may only be reduced by the consent of the affected population. No State may leave the Republic through ordinary legislation, and no government may cede territory without meeting the threshold established in this section.</w:t>
+      </w:r>
+    </w:p>
+    <w:p>
+      <w:pPr>
+        <w:spacing w:after="60" w:before="200"/>
+        <w:ind w:left="431"/>
+        <w:jc w:val="left"/>
+      </w:pPr>
+      <w:r>
+        <w:rPr>
+          <w:rFonts w:ascii="Courier New" w:cs="Courier New" w:eastAsia="Courier New" w:hAnsi="Courier New"/>
+          <w:b/>
+          <w:bCs/>
+          <w:color w:val="1B2A4A"/>
+          <w:sz w:val="18"/>
+          <w:szCs w:val="18"/>
+        </w:rPr>
+        <w:t xml:space="preserve">§13.9.a  </w:t>
+      </w:r>
+      <w:r>
+        <w:rPr>
+          <w:rFonts w:ascii="Garamond" w:cs="Garamond" w:eastAsia="Garamond" w:hAnsi="Garamond"/>
+          <w:b/>
+          <w:bCs/>
+          <w:i w:val="false"/>
+          <w:iCs w:val="false"/>
+          <w:color w:val="1B2A4A"/>
+          <w:sz w:val="22"/>
+          <w:szCs w:val="22"/>
+        </w:rPr>
+        <w:t xml:space="preserve">Amendment Requirement for Territorial Reduction</w:t>
+      </w:r>
+    </w:p>
+    <w:p>
+      <w:pPr>
+        <w:spacing w:after="120" w:before="0"/>
+        <w:ind w:left="431"/>
+        <w:jc w:val="both"/>
+      </w:pPr>
+      <w:r>
+        <w:rPr>
+          <w:rFonts w:ascii="Garamond" w:cs="Garamond" w:eastAsia="Garamond" w:hAnsi="Garamond"/>
+          <w:b w:val="false"/>
+          <w:bCs w:val="false"/>
+          <w:i w:val="false"/>
+          <w:iCs w:val="false"/>
+          <w:color w:val="2a2520"/>
+          <w:sz w:val="22"/>
+          <w:szCs w:val="22"/>
+        </w:rPr>
+        <w:t xml:space="preserve">The Republic's territorial extent may only be reduced by a Path B or Path C amendment (not Path A). Expansion of territory is governed by §13.1 through §13.8. No executive action may alter the Republic's territorial extent.</w:t>
+      </w:r>
+    </w:p>
+    <w:p>
+      <w:pPr>
+        <w:spacing w:after="60" w:before="200"/>
+        <w:ind w:left="431"/>
+        <w:jc w:val="left"/>
+      </w:pPr>
+      <w:r>
+        <w:rPr>
+          <w:rFonts w:ascii="Courier New" w:cs="Courier New" w:eastAsia="Courier New" w:hAnsi="Courier New"/>
+          <w:b/>
+          <w:bCs/>
+          <w:color w:val="1B2A4A"/>
+          <w:sz w:val="18"/>
+          <w:szCs w:val="18"/>
+        </w:rPr>
+        <w:t xml:space="preserve">§13.9.b  </w:t>
+      </w:r>
+      <w:r>
+        <w:rPr>
+          <w:rFonts w:ascii="Garamond" w:cs="Garamond" w:eastAsia="Garamond" w:hAnsi="Garamond"/>
+          <w:b/>
+          <w:bCs/>
+          <w:i w:val="false"/>
+          <w:iCs w:val="false"/>
+          <w:color w:val="1B2A4A"/>
+          <w:sz w:val="22"/>
+          <w:szCs w:val="22"/>
+        </w:rPr>
+        <w:t xml:space="preserve">No Secession by Ordinary Legislation</w:t>
+      </w:r>
+    </w:p>
+    <w:p>
+      <w:pPr>
+        <w:spacing w:after="120" w:before="0"/>
+        <w:ind w:left="431"/>
+        <w:jc w:val="both"/>
+      </w:pPr>
+      <w:r>
+        <w:rPr>
+          <w:rFonts w:ascii="Garamond" w:cs="Garamond" w:eastAsia="Garamond" w:hAnsi="Garamond"/>
+          <w:b w:val="false"/>
+          <w:bCs w:val="false"/>
+          <w:i w:val="false"/>
+          <w:iCs w:val="false"/>
+          <w:color w:val="2a2520"/>
+          <w:sz w:val="22"/>
+          <w:szCs w:val="22"/>
+        </w:rPr>
+        <w:t xml:space="preserve">A State may not secede from the Republic by ordinary statute or by State referendum alone. Secession requires a constitutional amendment — Path B or C — meaning a national democratic majority must consent to the departure of any State.</w:t>
+      </w:r>
+    </w:p>
+    <w:p>
+      <w:pPr>
+        <w:spacing w:after="60" w:before="200"/>
         <w:jc w:val="left"/>
       </w:pPr>
       <w:r>
@@ -21926,159 +22130,6 @@
           <w:sz w:val="18"/>
           <w:szCs w:val="18"/>
         </w:rPr>
-        <w:t xml:space="preserve">§15.4  </w:t>
-      </w:r>
-      <w:r>
-        <w:rPr>
-          <w:rFonts w:ascii="Garamond" w:cs="Garamond" w:eastAsia="Garamond" w:hAnsi="Garamond"/>
-          <w:b/>
-          <w:bCs/>
-          <w:i w:val="false"/>
-          <w:iCs w:val="false"/>
-          <w:color w:val="1B2A4A"/>
-          <w:sz w:val="22"/>
-          <w:szCs w:val="22"/>
-        </w:rPr>
-        <w:t xml:space="preserve">Territorial Integrity</w:t>
-      </w:r>
-    </w:p>
-    <w:p>
-      <w:pPr>
-        <w:spacing w:after="120" w:before="0"/>
-        <w:ind w:left="431"/>
-        <w:jc w:val="both"/>
-      </w:pPr>
-      <w:r>
-        <w:rPr>
-          <w:rFonts w:ascii="Garamond" w:cs="Garamond" w:eastAsia="Garamond" w:hAnsi="Garamond"/>
-          <w:b w:val="false"/>
-          <w:bCs w:val="false"/>
-          <w:i w:val="false"/>
-          <w:iCs w:val="false"/>
-          <w:color w:val="2a2520"/>
-          <w:sz w:val="22"/>
-          <w:szCs w:val="22"/>
-        </w:rPr>
-        <w:t xml:space="preserve">The Republic's territorial extent may only be reduced by the consent of the affected population. No State may leave the Republic through ordinary legislation, and no government may cede territory without meeting the threshold established in this section.</w:t>
-      </w:r>
-    </w:p>
-    <w:p>
-      <w:pPr>
-        <w:spacing w:after="60" w:before="200"/>
-        <w:ind w:left="431"/>
-        <w:jc w:val="left"/>
-      </w:pPr>
-      <w:r>
-        <w:rPr>
-          <w:rFonts w:ascii="Courier New" w:cs="Courier New" w:eastAsia="Courier New" w:hAnsi="Courier New"/>
-          <w:b/>
-          <w:bCs/>
-          <w:color w:val="1B2A4A"/>
-          <w:sz w:val="18"/>
-          <w:szCs w:val="18"/>
-        </w:rPr>
-        <w:t xml:space="preserve">§15.4.a  </w:t>
-      </w:r>
-      <w:r>
-        <w:rPr>
-          <w:rFonts w:ascii="Garamond" w:cs="Garamond" w:eastAsia="Garamond" w:hAnsi="Garamond"/>
-          <w:b/>
-          <w:bCs/>
-          <w:i w:val="false"/>
-          <w:iCs w:val="false"/>
-          <w:color w:val="1B2A4A"/>
-          <w:sz w:val="22"/>
-          <w:szCs w:val="22"/>
-        </w:rPr>
-        <w:t xml:space="preserve">Amendment Requirement for Territorial Reduction</w:t>
-      </w:r>
-    </w:p>
-    <w:p>
-      <w:pPr>
-        <w:spacing w:after="120" w:before="0"/>
-        <w:ind w:left="431"/>
-        <w:jc w:val="both"/>
-      </w:pPr>
-      <w:r>
-        <w:rPr>
-          <w:rFonts w:ascii="Garamond" w:cs="Garamond" w:eastAsia="Garamond" w:hAnsi="Garamond"/>
-          <w:b w:val="false"/>
-          <w:bCs w:val="false"/>
-          <w:i w:val="false"/>
-          <w:iCs w:val="false"/>
-          <w:color w:val="2a2520"/>
-          <w:sz w:val="22"/>
-          <w:szCs w:val="22"/>
-        </w:rPr>
-        <w:t xml:space="preserve">The Republic's territorial extent may only be reduced by a Path B or Path C amendment (not Path A). Expansion of territory is governed by §13.1. No executive action may alter the Republic's territorial extent.</w:t>
-      </w:r>
-    </w:p>
-    <w:p>
-      <w:pPr>
-        <w:spacing w:after="60" w:before="200"/>
-        <w:ind w:left="431"/>
-        <w:jc w:val="left"/>
-      </w:pPr>
-      <w:r>
-        <w:rPr>
-          <w:rFonts w:ascii="Courier New" w:cs="Courier New" w:eastAsia="Courier New" w:hAnsi="Courier New"/>
-          <w:b/>
-          <w:bCs/>
-          <w:color w:val="1B2A4A"/>
-          <w:sz w:val="18"/>
-          <w:szCs w:val="18"/>
-        </w:rPr>
-        <w:t xml:space="preserve">§15.4.b  </w:t>
-      </w:r>
-      <w:r>
-        <w:rPr>
-          <w:rFonts w:ascii="Garamond" w:cs="Garamond" w:eastAsia="Garamond" w:hAnsi="Garamond"/>
-          <w:b/>
-          <w:bCs/>
-          <w:i w:val="false"/>
-          <w:iCs w:val="false"/>
-          <w:color w:val="1B2A4A"/>
-          <w:sz w:val="22"/>
-          <w:szCs w:val="22"/>
-        </w:rPr>
-        <w:t xml:space="preserve">No Secession by Ordinary Legislation</w:t>
-      </w:r>
-    </w:p>
-    <w:p>
-      <w:pPr>
-        <w:spacing w:after="120" w:before="0"/>
-        <w:ind w:left="431"/>
-        <w:jc w:val="both"/>
-      </w:pPr>
-      <w:r>
-        <w:rPr>
-          <w:rFonts w:ascii="Garamond" w:cs="Garamond" w:eastAsia="Garamond" w:hAnsi="Garamond"/>
-          <w:b w:val="false"/>
-          <w:bCs w:val="false"/>
-          <w:i w:val="false"/>
-          <w:iCs w:val="false"/>
-          <w:color w:val="2a2520"/>
-          <w:sz w:val="22"/>
-          <w:szCs w:val="22"/>
-        </w:rPr>
-        <w:t xml:space="preserve">A State may not secede from the Republic by ordinary statute or by State referendum alone. Secession requires a constitutional amendment — Path B or C — meaning a national democratic majority must consent to the departure of any State.</w:t>
-      </w:r>
-    </w:p>
-    <w:p>
-      <w:pPr>
-        <w:spacing w:after="60" w:before="200"/>
-        <w:ind w:left="431"/>
-        <w:jc w:val="left"/>
-      </w:pPr>
-      <w:r>
-        <w:rPr>
-          <w:rFonts w:ascii="Courier New" w:cs="Courier New" w:eastAsia="Courier New" w:hAnsi="Courier New"/>
-          <w:b/>
-          <w:bCs/>
-          <w:color w:val="1B2A4A"/>
-          <w:sz w:val="18"/>
-          <w:szCs w:val="18"/>
-        </w:rPr>
         <w:t xml:space="preserve">§15.5  </w:t>
       </w:r>
       <w:r>
@@ -22649,7 +22700,7 @@
           <w:sz w:val="22"/>
           <w:szCs w:val="22"/>
         </w:rPr>
-        <w:t xml:space="preserve">Each executive maintains their own pool of nominees for panel appointments. Either executive may nominate any number of qualified persons to their pool at any time. The JI reviews each nominee and publishes a qualification report to the NRS within 30 days of nomination, assessing whether the nominee meets the qualification requirements established by statute for the relevant panel track — NRS track or Elections track. Pool membership is established by JI qualification certification; no Senate confirmation is required for pool entry. When a panel vacancy arises, each executive selects one JI-certified nominee from their respective pool for that panel's qualification track and transmits the name to the Director. The Director selects one of the two nominees and transmits that selection to the Senate. The Senate confirms the Director's selection within 60 days; failure to vote within 60 days is a constitutional compliance breach certified by the LI. If the Director finds neither nominee acceptable, the Director publishes the reasons to the NRS and requests new nominations from both executives; each executive must respond with a new nominee within 30 days. If the Director finds one nominee acceptable but has published reasons to the NRS that the other nominee raises an independence or qualification concern, the Director may request a replacement from that specific executive only; that executive must respond with a new nominee within 30 days. The Director may not request replacements indefinitely — after two replacement requests from the same executive for the same vacancy, the Director must select from the nominees then available. DIC panel vacancies must be filled within 90 days of opening; if either executive fails to transmit a nominee within 60 days of the vacancy, the LI publishes a notice of constitutional non-compliance to the NRS. No deemed confirmation applies to DIC panel appointments — the Senate must hold an affirmative vote.</w:t>
+        <w:t xml:space="preserve">Each executive maintains their own pool of nominees for panel appointments; pool entry and certification follow §8.13. When a panel vacancy arises, each executive selects one JI-certified nominee from their respective pool for that panel's qualification track and transmits the name to the Director. The Director selects one of the two nominees and transmits that selection to the Senate. The Senate confirms within 60 days; failure to vote is a constitutional compliance breach certified by the LI; no deemed confirmation applies. Where the Director finds neither nominee acceptable, the Director publishes reasons to the NRS and requests new nominations from both executives within 30 days. After two replacement requests from the same executive for the same vacancy, the Director must select from nominees then available. DIC panel vacancies must be filled within 90 days of opening.</w:t>
       </w:r>
     </w:p>
     <w:p>

--- a/constitution-v181.docx
+++ b/constitution-v181.docx
@@ -12869,7 +12869,7 @@
           <w:sz w:val="22"/>
           <w:szCs w:val="22"/>
         </w:rPr>
-        <w:t xml:space="preserve">The Electoral Commission certifies the final presidential election result to the NRS within a period the Legislature defines by statute. Certification is final and may be challenged only before the Supreme Court within 14 days. No transfer of presidential authority may be delayed beyond the moment established by the transition provisions of §19.3.</w:t>
+        <w:t xml:space="preserve">The Elections Panel of the Digital Infrastructure Commission certifies the final presidential election result to the NRS within a period the Legislature defines by statute. Certification is final and may be challenged only before the Supreme Court within 14 days. No transfer of presidential authority may be delayed beyond the moment established by the transition provisions of §19.3.</w:t>
       </w:r>
     </w:p>
     <w:p>
@@ -12971,7 +12971,7 @@
           <w:sz w:val="22"/>
           <w:szCs w:val="22"/>
         </w:rPr>
-        <w:t xml:space="preserve">Legislative elections are administered by the Electoral Commission free from executive interference. The National Voting System is the uniform platform for all federal elections.</w:t>
+        <w:t xml:space="preserve">Legislative elections are administered by the Elections Panel of the Digital Infrastructure Commission free from executive interference. The National Voting System is the uniform platform for all federal elections.</w:t>
       </w:r>
     </w:p>
     <w:p>
@@ -13073,7 +13073,7 @@
           <w:sz w:val="22"/>
           <w:szCs w:val="22"/>
         </w:rPr>
-        <w:t xml:space="preserve">The Electoral Commission administers the National Voting System through which all federal elections and referenda are conducted. The NVS is constitutionally required to maintain ballot secrecy, public auditability, and resilience — properties defined in Article XVI creating a cross-constitutional guarantee.</w:t>
+        <w:t xml:space="preserve">The Elections Panel of the Digital Infrastructure Commission administers the National Voting System through which all federal elections and referenda are conducted. The NVS is constitutionally required to maintain ballot secrecy, public auditability, and resilience — properties defined in Article XVI creating a cross-constitutional guarantee.</w:t>
       </w:r>
     </w:p>
     <w:p>
@@ -15446,7 +15446,7 @@
           <w:sz w:val="22"/>
           <w:szCs w:val="22"/>
         </w:rPr>
-        <w:t xml:space="preserve">Every constitutional pool operates through four sequential stages: entry, certification, selection, and — where specified — confirmation. This section establishes the standard mechanics for each stage; individual pool provisions specify which variation applies and any pool-specific parameters. Entry: pool members are self-nominated (any qualifying citizen may apply), State-designated (each State nominates through its own process), or executive-nominated (each executive nominates to their respective pool). No pool entry requires Senate confirmation unless the establishing provision explicitly requires it. Certification: the JI reviews each entrant and publishes a qualification report to the NRS within 30 days, assessing whether the entrant meets the qualification requirements for that pool. Where the pool involves an office with significant financial authority, the EI reviews each entrant's financial disclosure within 21 days and publishes findings to the NRS alongside the JI report. Pool membership is established by JI certification; a rejected entrant may appeal to an Appellate Court within 14 days. Pool records are public NRS records at all times. Selection: where a pool provision specifies lottery selection, the Joint Inspectorate Council under §8.12 conducts the draw in a public session, certifies the result jointly, and publishes it to the NRS before the session closes. Drawn members must accept or decline within 48 hours; alternates fill declined seats in draw order; the JIC conducts supplemental draws if alternates are exhausted. Where a pool provision specifies deliberate nomination, the named officer nominates from certified pool members. Confirmation: where required, Senate confirmation applies to the selected individual — not to pool entry. Timeframes are specified in the establishing provision; failure to confirm within the specified period is a constitutional compliance breach certified by the LI unless deemed confirmation is specified. Pool health: the JI monitors all constitutional pools and publishes an annual status report to the NRS for each pool. Where a pool falls below its constitutional minimum, the JI publishes a deficiency notice; the relevant nominating bodies must respond within 30 days.</w:t>
+        <w:t xml:space="preserve">Every constitutional pool operates through four sequential stages: entry, certification, selection, and — where specified — confirmation. This section establishes the standard mechanics for each stage; individual pool provisions specify which variation applies and any pool-specific parameters. Entry: pool members are self-nominated (any qualifying citizen may apply), State-designated (each State nominates through its own process), or executive-nominated (each executive nominates to their respective pool). Senate confirmation is never required for pool entry — confirmation applies only to selected individuals, not to pool membership. A pool that required Senate confirmation at entry would require the democratic legitimacy of an elected office; if that level of accountability is needed, the office should be elected, not pooled. Certification: the JI reviews each entrant and publishes a qualification report to the NRS within 30 days, assessing whether the entrant meets the qualification requirements for that pool. Where the pool involves an office with significant financial authority, the EI reviews each entrant's financial disclosure within 21 days and publishes findings to the NRS alongside the JI report. Pool membership is established by JI certification; a rejected entrant may appeal to an Appellate Court within 14 days. Pool records are public NRS records at all times. Selection: where a pool provision specifies lottery selection, the Joint Inspectorate Council under §8.12 conducts the draw in a public session, certifies the result jointly, and publishes it to the NRS before the session closes. Drawn members must accept or decline within 48 hours; alternates fill declined seats in draw order; the JIC conducts supplemental draws if alternates are exhausted. Where a pool provision specifies deliberate nomination, the named officer nominates from certified pool members. Confirmation: where required, Senate confirmation applies to the selected individual only. Timeframes are specified in the establishing provision; failure to confirm within the specified period is a constitutional compliance breach certified by the LI unless deemed confirmation is specified. Pool health: the JI monitors all constitutional pools and publishes an annual status report to the NRS for each pool. Where a pool falls below its constitutional minimum, the JI publishes a deficiency notice; the relevant nominating bodies must respond within 30 days.</w:t>
       </w:r>
     </w:p>
     <w:p>
@@ -16493,7 +16493,7 @@
           <w:sz w:val="22"/>
           <w:szCs w:val="22"/>
         </w:rPr>
-        <w:t xml:space="preserve">All electoral records (voter registration, ballot counts, audit trails, certification documents) must be published to the NRS within the timeframes specified by the Electoral Commission's constitutional mandate under Article XVI. No classification exception applies to electoral records.</w:t>
+        <w:t xml:space="preserve">All electoral records (voter registration, ballot counts, audit trails, certification documents) must be published to the NRS within the timeframes specified by the Elections Panel of the Digital Infrastructure Commission's constitutional mandate under Article XVI. No classification exception applies to electoral records.</w:t>
       </w:r>
     </w:p>
     <w:p>
@@ -17336,7 +17336,7 @@
           <w:sz w:val="22"/>
           <w:szCs w:val="22"/>
         </w:rPr>
-        <w:t xml:space="preserve">The public financing system must provide all registered candidates with equal access to public funds. No incumbent advantage in the allocation formula. Private contributions are capped at the de minimis threshold under §18.3. Administered by the Electoral Commission — not by either executive or the Legislature.</w:t>
+        <w:t xml:space="preserve">The public financing system must provide all registered candidates with equal access to public funds. No incumbent advantage in the allocation formula. Private contributions are capped at the de minimis threshold under §18.3. Administered by the Elections Panel of the Digital Infrastructure Commission — not by either executive or the Legislature.</w:t>
       </w:r>
     </w:p>
     <w:p>
@@ -20171,7 +20171,7 @@
           <w:sz w:val="22"/>
           <w:szCs w:val="22"/>
         </w:rPr>
-        <w:t xml:space="preserve">A State enters Mandatory Devolution if it fails three consecutive annual Statehood Audits, certified by the LI and confirmed by both the EI and JI. After each failing audit, the LI publishes an Early Warning specifying compliance requirements; the State must publish a Remediation Plan within 60 days. After three consecutive failures, citizens vote in a State referendum on whether to proceed to devolution or accept a two-year federal remediation commission; either path is published to the NRS. A devolved State returns to Territory status under §13.1. The following consequences apply immediately: Senate seats are vacated; existing House members complete their current terms; Article I rights and social state protections under §10.1 continue without interruption; and a federal tax exemption applies throughout the Territory period. State government elected officials continue their terms and govern under State law — the Domestic Affairs Council exercises oversight without replacing State government. Restoration to Statehood is automatic upon passing the Statehood Audit and completing the Provisional Membership Period — no additional vote required. The Legislature defines further conditions of the Territory period by statute; no consequences beyond those stated here may be imposed.</w:t>
+        <w:t xml:space="preserve">A State enters Mandatory Devolution if it fails three consecutive annual Statehood Audits, certified by the LI and confirmed by both the EI and JI. After each failing audit, the LI publishes an Early Warning specifying compliance requirements; the State must publish a Remediation Plan within 60 days. After three consecutive failures, citizens vote in a State referendum on whether to proceed to devolution or accept a two-year federal remediation commission; either path is published to the NRS. A devolved State returns to Territory status under §13.1. The following consequences apply: sitting senators serve the remainder of their current elected terms — Senate seats are not vacated — but no new Senate elections may be held for the devolved State until Statehood is restored; existing House members complete their current terms; Article I rights and social state protections under §10.1 continue without interruption; and a federal tax exemption applies throughout the Territory period. State government elected officials continue their terms and govern under State law — the Domestic Affairs Council exercises oversight without replacing State government. Restoration to Statehood is automatic upon passing the Statehood Audit and completing the Provisional Membership Period — no additional vote required. The Legislature defines further conditions of the Territory period by statute; no consequences beyond those stated here may be imposed.</w:t>
       </w:r>
     </w:p>
     <w:p>
@@ -20222,7 +20222,7 @@
           <w:sz w:val="22"/>
           <w:szCs w:val="22"/>
         </w:rPr>
-        <w:t xml:space="preserve">Within 30 days of a Senate Devolution vote, the affected State may petition the SC on the sole ground that the LI's published audit findings are factually insufficient to establish three consecutive failures under §13.3. The Court reviews only the factual basis of the audit findings — not the Senate's judgment, the policy merits of devolution, or the State's economic circumstances. The Court must rule within 14 days. Devolution is not stayed unless the Court orders it pending ruling.</w:t>
+        <w:t xml:space="preserve">Within 30 days of devolution taking effect under §13.3, the affected State may petition the SC on the sole ground that the LI's published audit findings are factually insufficient to establish three consecutive failures under §13.3. The Court reviews only the factual basis of the audit findings — not the policy merits of devolution or the State's economic circumstances. The Court must rule within 14 days. Devolution is not stayed unless the Court orders it pending ruling.</w:t>
       </w:r>
     </w:p>
     <w:p>
@@ -22547,7 +22547,7 @@
           <w:sz w:val="22"/>
           <w:szCs w:val="22"/>
         </w:rPr>
-        <w:t xml:space="preserve">The Digital Infrastructure Commission is a constitutionally independent body responsible for the operation of the National Record System and the National Voting System. It is governed by an elected Director and two panels of three administrators each — the NRS Panel and the Elections Panel. The Commission is independent of both executives and the Legislature in the exercise of its administrative and certification functions. References in this Constitution to the "Electoral Commission" and to "the EC" refer to the Elections Panel of the Digital Infrastructure Commission .</w:t>
+        <w:t xml:space="preserve">The Digital Infrastructure Commission is a constitutionally independent body responsible for the operation of the National Record System and the National Voting System. It is governed by an elected Director and two panels of three administrators each — the NRS Panel and the Elections Panel. The Commission is independent of both executives and the Legislature in the exercise of its administrative and certification functions. References in this Constitution to the "Elections Panel of the Digital Infrastructure Commission" and to "the EC" refer to the Elections Panel of the Digital Infrastructure Commission .</w:t>
       </w:r>
     </w:p>
     <w:p>
@@ -23159,7 +23159,7 @@
           <w:sz w:val="22"/>
           <w:szCs w:val="22"/>
         </w:rPr>
-        <w:t xml:space="preserve">No person or institution — including Electoral Commission members — may identify how any individual citizen voted. Ballot secrecy is constitutionally absolute. The NVS must make it technically impossible to link any vote to any voter, even in post-election audits.</w:t>
+        <w:t xml:space="preserve">No person or institution — including Elections Panel of the Digital Infrastructure Commission members — may identify how any individual citizen voted. Ballot secrecy is constitutionally absolute. The NVS must make it technically impossible to link any vote to any voter, even in post-election audits.</w:t>
       </w:r>
     </w:p>
     <w:p>
@@ -23312,7 +23312,7 @@
           <w:sz w:val="22"/>
           <w:szCs w:val="22"/>
         </w:rPr>
-        <w:t xml:space="preserve">Every citizen holds the right to vote in federal elections. The Electoral Commission administers the Citizen Voting Credential and is constitutionally obligated to maintain access to the National Voting System for every eligible citizen.</w:t>
+        <w:t xml:space="preserve">Every citizen holds the right to vote in federal elections. The Elections Panel of the Digital Infrastructure Commission administers the Citizen Voting Credential and is constitutionally obligated to maintain access to the National Voting System for every eligible citizen.</w:t>
       </w:r>
     </w:p>
     <w:p>
@@ -23363,7 +23363,7 @@
           <w:sz w:val="22"/>
           <w:szCs w:val="22"/>
         </w:rPr>
-        <w:t xml:space="preserve">The Citizen Voting Credential is issued and managed by the Electoral Commission. The system stores only cryptographic identifiers — not names, biometric data, or personal information — ensuring the link between a citizen and their credential cannot be used to identify how they voted. Voluntary biometric authentication may be used as a method of accessing the credential; no biometric data is transmitted to or held by the National Voting System or the Electoral Commission. Citizens whose Credentials are lost or compromised have the right to timely reissuance under a process the Legislature defines by statute.</w:t>
+        <w:t xml:space="preserve">The Citizen Voting Credential is issued and managed by the Elections Panel of the Digital Infrastructure Commission. The system stores only cryptographic identifiers — not names, biometric data, or personal information — ensuring the link between a citizen and their credential cannot be used to identify how they voted. Voluntary biometric authentication may be used as a method of accessing the credential; no biometric data is transmitted to or held by the National Voting System or the Elections Panel of the Digital Infrastructure Commission. Citizens whose Credentials are lost or compromised have the right to timely reissuance under a process the Legislature defines by statute.</w:t>
       </w:r>
     </w:p>
     <w:p>
@@ -23516,7 +23516,7 @@
           <w:sz w:val="22"/>
           <w:szCs w:val="22"/>
         </w:rPr>
-        <w:t xml:space="preserve">Before each federal election window opens, the Electoral Commission delivers to every eligible citizen: the list of federal races on their ballot, the NVS access procedures, and the certification timeline. Delivery must reach every eligible citizen through at least two distinct channels.</w:t>
+        <w:t xml:space="preserve">Before each federal election window opens, the Elections Panel of the Digital Infrastructure Commission delivers to every eligible citizen: the list of federal races on their ballot, the NVS access procedures, and the certification timeline. Delivery must reach every eligible citizen through at least two distinct channels.</w:t>
       </w:r>
     </w:p>
     <w:p>
@@ -23567,7 +23567,7 @@
           <w:sz w:val="22"/>
           <w:szCs w:val="22"/>
         </w:rPr>
-        <w:t xml:space="preserve">At a State's request, the Electoral Commission may extend ballot information delivery to cover State and local races. The State bears the cost. The Commission may not refuse except on operational capacity grounds.</w:t>
+        <w:t xml:space="preserve">At a State's request, the Elections Panel of the Digital Infrastructure Commission may extend ballot information delivery to cover State and local races. The State bears the cost. The Commission may not refuse except on operational capacity grounds.</w:t>
       </w:r>
     </w:p>
     <w:p>
@@ -24359,7 +24359,7 @@
           <w:sz w:val="22"/>
           <w:szCs w:val="22"/>
         </w:rPr>
-        <w:t xml:space="preserve">Where a State achieves independence through a constitutional amendment under §15.4.a and a voluntary devolution agreement under §13.4, automatic reversion under §17.3.b does not immediately apply to Operational Use Rights within the departing territory. Use rights continue under the terms of the framework agreement and independence treaty negotiated under §13.4.</w:t>
+        <w:t xml:space="preserve">Where a State achieves independence through a constitutional amendment under §13.9.a and a voluntary devolution agreement under §13.4, automatic reversion under §17.3.b does not immediately apply to Operational Use Rights within the departing territory. Use rights continue under the terms of the framework agreement and independence treaty negotiated under §13.4.</w:t>
       </w:r>
     </w:p>
     <w:p>
@@ -24947,7 +24947,7 @@
           <w:sz w:val="22"/>
           <w:szCs w:val="22"/>
         </w:rPr>
-        <w:t xml:space="preserve">All contributions above the de minimis threshold must be publicly disclosed to the Electoral Commission and published to the NRS. Anonymity in electoral finance is prohibited. The de minimis threshold may not be set so high that it effectively permits anonymous large-scale contributions.</w:t>
+        <w:t xml:space="preserve">All contributions above the de minimis threshold must be publicly disclosed to the Elections Panel of the Digital Infrastructure Commission and published to the NRS. Anonymity in electoral finance is prohibited. The de minimis threshold may not be set so high that it effectively permits anonymous large-scale contributions.</w:t>
       </w:r>
     </w:p>
     <w:p>
@@ -25100,7 +25100,7 @@
           <w:sz w:val="22"/>
           <w:szCs w:val="22"/>
         </w:rPr>
-        <w:t xml:space="preserve">The Electoral Commission administers all electoral finance rules, reviews all disclosed contributions, publishes all disclosures to the NRS, and investigates suspected violations. The EI audits EC administration annually. Candidates who receive impermissible contributions must report them within 10 days and either return them or have them treated as undisclosed.</w:t>
+        <w:t xml:space="preserve">The Elections Panel of the Digital Infrastructure Commission administers all electoral finance rules, reviews all disclosed contributions, publishes all disclosures to the NRS, and investigates suspected violations. The EI audits Elections Panel administration annually. Candidates who receive impermissible contributions must report them within 10 days and either return them or have them treated as undisclosed.</w:t>
       </w:r>
     </w:p>
     <w:p>
@@ -25151,7 +25151,7 @@
           <w:sz w:val="22"/>
           <w:szCs w:val="22"/>
         </w:rPr>
-        <w:t xml:space="preserve">Candidates for constitutional office are subject to conduct standards administered by the Electoral Commission. These standards govern factual accuracy, media access, and foreign interference — not political content or viewpoint.</w:t>
+        <w:t xml:space="preserve">Candidates for constitutional office are subject to conduct standards administered by the Elections Panel of the Digital Infrastructure Commission. These standards govern factual accuracy, media access, and foreign interference — not political content or viewpoint.</w:t>
       </w:r>
     </w:p>
     <w:p>
@@ -25994,7 +25994,7 @@
           <w:sz w:val="22"/>
           <w:szCs w:val="22"/>
         </w:rPr>
-        <w:t xml:space="preserve">Phase 0 is the pre-ratification preparation period. The interim Electoral Commission is constituted, the National Voting System is certified operational, and the joint Inspectorate panel is formed — all before any ratification vote occurs.</w:t>
+        <w:t xml:space="preserve">Phase 0 is the pre-ratification preparation period. The interim Elections Panel of the Digital Infrastructure Commission is constituted, the National Voting System is certified operational, and the joint Inspectorate panel is formed — all before any ratification vote occurs.</w:t>
       </w:r>
     </w:p>
     <w:p>
@@ -26147,7 +26147,7 @@
           <w:sz w:val="22"/>
           <w:szCs w:val="22"/>
         </w:rPr>
-        <w:t xml:space="preserve">Phase 3 (Days 271-450) is First Elections. The first National Election Day. Supreme Court justices nominated by the PM and confirmed by the Senate under §4.2.d and §4.2.h. Electoral Commission inaugural elections. Phase 3 ends when the first the Legislature is sworn in and the first executives take office — the moment at which the Republic's constitutional design becomes self-sustaining.</w:t>
+        <w:t xml:space="preserve">Phase 3 (Days 271-450) is First Elections. The first National Election Day. Supreme Court justices nominated by the PM and confirmed by the Senate under §4.2.d and §4.2.h. Elections Panel of the Digital Infrastructure Commission inaugural elections. Phase 3 ends when the first the Legislature is sworn in and the first executives take office — the moment at which the Republic's constitutional design becomes self-sustaining.</w:t>
       </w:r>
     </w:p>
     <w:p>
@@ -27398,7 +27398,7 @@
           <w:sz w:val="22"/>
           <w:szCs w:val="22"/>
         </w:rPr>
-        <w:t xml:space="preserve">Exclusively for sovereign entities — not a form of State or Territory status, not transitional, not incorporation. Available to nations that have completed the independence process under §15.4.a and §13.4, to independent nations outside the Republic seeking a defined relationship, or to nations recognised as pre-existing sovereigns under Article XIV.</w:t>
+        <w:t xml:space="preserve">Exclusively for sovereign entities — not a form of State or Territory status, not transitional, not incorporation. Available to nations that have completed the independence process under §13.9.a and §13.4, to independent nations outside the Republic seeking a defined relationship, or to nations recognised as pre-existing sovereigns under Article XIV.</w:t>
       </w:r>
     </w:p>
     <w:p>

--- a/constitution-v181.docx
+++ b/constitution-v181.docx
@@ -27321,6 +27321,57 @@
           <w:szCs w:val="22"/>
         </w:rPr>
         <w:t xml:space="preserve">At sunset the Mechanism dissolves; its NRS record is permanent. The Legislature may not extend the Mechanism beyond its statutory sunset without a fresh 2/3 supermajority in both chambers; extension is not a renewal and does not reset the ten-year successor bar under §19.9.b.</w:t>
+      </w:r>
+    </w:p>
+    <w:p>
+      <w:pPr>
+        <w:spacing w:after="60" w:before="200"/>
+        <w:ind w:left="431"/>
+        <w:jc w:val="left"/>
+      </w:pPr>
+      <w:r>
+        <w:rPr>
+          <w:rFonts w:ascii="Courier New" w:cs="Courier New" w:eastAsia="Courier New" w:hAnsi="Courier New"/>
+          <w:b/>
+          <w:bCs/>
+          <w:color w:val="1B2A4A"/>
+          <w:sz w:val="18"/>
+          <w:szCs w:val="18"/>
+        </w:rPr>
+        <w:t xml:space="preserve">§19.10  </w:t>
+      </w:r>
+      <w:r>
+        <w:rPr>
+          <w:rFonts w:ascii="Garamond" w:cs="Garamond" w:eastAsia="Garamond" w:hAnsi="Garamond"/>
+          <w:b/>
+          <w:bCs/>
+          <w:i w:val="false"/>
+          <w:iCs w:val="false"/>
+          <w:color w:val="1B2A4A"/>
+          <w:sz w:val="22"/>
+          <w:szCs w:val="22"/>
+        </w:rPr>
+        <w:t xml:space="preserve">Required Statutory Agency Establishment</w:t>
+      </w:r>
+    </w:p>
+    <w:p>
+      <w:pPr>
+        <w:spacing w:after="120" w:before="0"/>
+        <w:ind w:left="431"/>
+        <w:jc w:val="both"/>
+      </w:pPr>
+      <w:r>
+        <w:rPr>
+          <w:rFonts w:ascii="Garamond" w:cs="Garamond" w:eastAsia="Garamond" w:hAnsi="Garamond"/>
+          <w:b w:val="false"/>
+          <w:bCs w:val="false"/>
+          <w:i w:val="false"/>
+          <w:iCs w:val="false"/>
+          <w:color w:val="2a2520"/>
+          <w:sz w:val="22"/>
+          <w:szCs w:val="22"/>
+        </w:rPr>
+        <w:t xml:space="preserve">Where this Constitution assigns a specific function to a statutory independent agency under §3.7, the Legislature shall establish that agency within the following timeframes measured from Phase 4 activation: the CLT Administrator under §5.4.b, within 180 days — the CLT must be operational before the first naturalization applications are accepted; the Census Bureau under §3.1.b, within 18 months — the Bureau must conduct its first census before the first post-transition House reapportionment. Where the Legislature fails to establish a required agency within its deadline, §3.7.a applies: the function is administered on an interim basis by the responsible Inspectorate until the enabling statute is enacted and the agency is operational. The LI publishes a compliance notice to the NRS when any establishment deadline is missed and again when the agency becomes operational. The Legislature may not permanently delegate a constitutionally required statutory function to an Inspectorate in lieu of establishing the required agency.</w:t>
       </w:r>
     </w:p>
     <w:p>

--- a/constitution-v181.docx
+++ b/constitution-v181.docx
@@ -5237,7 +5237,7 @@
           <w:sz w:val="22"/>
           <w:szCs w:val="22"/>
         </w:rPr>
-        <w:t xml:space="preserve">The 8-year maximum — no PM may serve more than 8 consecutive years. After 8 years, the PM must stand down even if the House would re-elect them. The 8-year maximum and the constructive vote operate independently — a PM reaching 8 years is replaced through a House election of a successor.</w:t>
+        <w:t xml:space="preserve">Two limits apply simultaneously. First, no PM may serve more than 8 consecutive years — after 8 years the PM must stand down even if the House would re-elect them. Second, no person may serve as PM for more than 12 years in total across all periods of service. A former PM who returns after stepping down may serve a further period only up to the 12-year total — regardless of whether any single period of service would otherwise be within the 8-year consecutive limit. Both limits and the constructive vote operate independently; the stricter limit governs at any given moment. Years of service are calculated from the date each period of service begins to the date it ends; partial years count in full for purposes of both limits.</w:t>
       </w:r>
     </w:p>
     <w:p>

--- a/constitution-v181.docx
+++ b/constitution-v181.docx
@@ -13406,7 +13406,7 @@
           <w:sz w:val="22"/>
           <w:szCs w:val="22"/>
         </w:rPr>
-        <w:t xml:space="preserve">Each Inspectorate is constituted through a cross-nomination process that structurally excludes the body being watched from selecting those who watch it. The Supreme Court nominates the LI Inspector General, confirmed by Senate 2/3 supermajority. The House nominates the EI Inspector General, confirmed by Senate simple majority with JI vetting. The JI Inspector General is selected by public lottery with no political nomination by any branch.</w:t>
+        <w:t xml:space="preserve">Each Inspectorate is constituted through a process that structurally excludes the body being watched from selecting those who watch it. The Supreme Court nominates the LI Inspector General, confirmed by Senate 2/3 supermajority — the Legislature is entirely excluded. The House nominates the EI Inspector General, confirmed by Senate simple majority with JI vetting — the executives are excluded. The JI Inspector General is selected by public lottery from a pool of former Republic judges certified by the LI and EI — the JI itself has no role in constituting or certifying its own candidate pool, eliminating the circular self-selection problem.</w:t>
       </w:r>
     </w:p>
     <w:p>
@@ -13712,7 +13712,7 @@
           <w:sz w:val="22"/>
           <w:szCs w:val="22"/>
         </w:rPr>
-        <w:t xml:space="preserve">The JI Inspector General is drawn by public lottery from a qualified candidate pool. The outgoing JI IG administers the draw, witnessed by the other two IGs and three citizens chosen by jury protocols. Published to the NRS immediately. No political body nominates the JI IG — the most structurally independent selection mechanism in the constitution. Where there is no outgoing JI IG — on the first-ever selection or where the outgoing IG has been removed or is incapacitated — the draw is administered jointly by the LI and EI Inspector Generals.</w:t>
+        <w:t xml:space="preserve">The JI Inspector General is selected by public lottery under §8.13 from the JI Candidate Pool. Eligibility is limited to former Republic judges — persons who have completed judicial service on a court of record at the district court level or above under §4.1 — who have been out of active judicial office for at least one year. Former SC justices must have been out of SC service for at least five years to be eligible. The JI holds no role in constituting, certifying, or maintaining its own candidate pool. Each pool applicant's judicial service record is certified by the LI for accuracy within 30 days of application. Each pool applicant's financial disclosure is reviewed by the EI within 21 days of application; both the LI service certification and the EI financial review are published to the NRS as the pool entry record. The Joint Inspectorate Council conducts the lottery draw under §8.13 in a public session; the outgoing JI IG does not participate in the draw. Where there is no outgoing JI IG, the JIC conducts the draw without modification. The pool and its NRS record are publicly accessible at all times.</w:t>
       </w:r>
     </w:p>
     <w:p>

--- a/constitution-v181.docx
+++ b/constitution-v181.docx
@@ -13712,7 +13712,7 @@
           <w:sz w:val="22"/>
           <w:szCs w:val="22"/>
         </w:rPr>
-        <w:t xml:space="preserve">The JI Inspector General is selected by public lottery under §8.13 from the JI Candidate Pool. Eligibility is limited to former Republic judges — persons who have completed judicial service on a court of record at the district court level or above under §4.1 — who have been out of active judicial office for at least one year. Former SC justices must have been out of SC service for at least five years to be eligible. The JI holds no role in constituting, certifying, or maintaining its own candidate pool. Each pool applicant's judicial service record is certified by the LI for accuracy within 30 days of application. Each pool applicant's financial disclosure is reviewed by the EI within 21 days of application; both the LI service certification and the EI financial review are published to the NRS as the pool entry record. The Joint Inspectorate Council conducts the lottery draw under §8.13 in a public session; the outgoing JI IG does not participate in the draw. Where there is no outgoing JI IG, the JIC conducts the draw without modification. The pool and its NRS record are publicly accessible at all times.</w:t>
+        <w:t xml:space="preserve">The JI Inspector General is selected by public lottery under §8.13 from the JI Candidate Pool. Eligibility is limited to former Republic judges — persons who have completed judicial service on a court of record at the trial court level or above — whether in a State court system or in the Republic's federal court structure under §4.1 — who have been out of active judicial office for at least one year. Former SC justices must have been out of SC service for at least five years to be eligible. The JI holds no role in constituting, certifying, or maintaining its own candidate pool. Each pool applicant's judicial service record is certified by the LI for accuracy within 30 days of application. Each pool applicant's financial disclosure is reviewed by the EI within 21 days of application; both the LI service certification and the EI financial review are published to the NRS as the pool entry record. The Joint Inspectorate Council conducts the lottery draw under §8.13 in a public session; the outgoing JI IG does not participate in the draw. Where there is no outgoing JI IG, the JIC conducts the draw without modification. The pool and its NRS record are publicly accessible at all times.</w:t>
       </w:r>
     </w:p>
     <w:p>
